--- a/Matthew_L_Resume.docx
+++ b/Matthew_L_Resume.docx
@@ -5,19 +5,23 @@
     <w:p>
       <w:pPr>
         <w:pStyle w:val="Heading1"/>
+        <w:spacing w:before="0" w:after="40"/>
+        <w:jc w:val="center"/>
       </w:pPr>
       <w:bookmarkStart w:id="0" w:name="matthew-l"/>
       <w:r>
         <w:rPr>
-          <w:b/>
-          <w:bCs/>
+          <w:rFonts w:ascii="Calibri" w:hAnsi="Calibri"/>
+          <w:bCs/>
+          <w:sz w:val="44"/>
         </w:rPr>
         <w:t>Matthew L</w:t>
       </w:r>
       <w:r>
         <w:rPr>
-          <w:b/>
-          <w:bCs/>
+          <w:rFonts w:ascii="Calibri" w:hAnsi="Calibri"/>
+          <w:bCs/>
+          <w:sz w:val="44"/>
         </w:rPr>
         <w:t>ong</w:t>
       </w:r>
@@ -25,20 +29,39 @@
     <w:p>
       <w:pPr>
         <w:pStyle w:val="FirstParagraph"/>
-      </w:pPr>
-      <w:r>
+        <w:spacing w:before="0"/>
+        <w:jc w:val="center"/>
+      </w:pPr>
+      <w:r>
+        <w:rPr>
+          <w:i/>
+          <w:color w:val="2C5F8A"/>
+          <w:sz w:val="21"/>
+        </w:rPr>
         <w:t>Senior Software</w:t>
       </w:r>
       <w:r>
+        <w:rPr>
+          <w:i/>
+          <w:color w:val="2C5F8A"/>
+          <w:sz w:val="21"/>
+        </w:rPr>
         <w:t>/DevOps</w:t>
       </w:r>
       <w:r>
+        <w:rPr>
+          <w:i/>
+          <w:color w:val="2C5F8A"/>
+          <w:sz w:val="21"/>
+        </w:rPr>
         <w:t xml:space="preserve"> Engineer | Full-Stack Developer | Cloud Architect</w:t>
       </w:r>
     </w:p>
     <w:p>
       <w:pPr>
         <w:pStyle w:val="BodyText"/>
+        <w:spacing w:before="0" w:after="120"/>
+        <w:jc w:val="center"/>
       </w:pPr>
       <w:hyperlink r:id="rId6">
         <w:r>
@@ -49,7 +72,27 @@
         </w:r>
       </w:hyperlink>
       <w:r>
-        <w:t xml:space="preserve"> | 708-480-2232 | </w:t>
+        <w:rPr>
+          <w:color w:val="2C5F8A"/>
+          <w:sz w:val="19"/>
+        </w:rPr>
+        <w:t xml:space="preserve"> | </w:t>
+      </w:r>
+      <w:bookmarkStart w:id="1" w:name="OLE_LINK1"/>
+      <w:r>
+        <w:rPr>
+          <w:color w:val="2C5F8A"/>
+          <w:sz w:val="19"/>
+        </w:rPr>
+        <w:t xml:space="preserve">312-478-9956 </w:t>
+      </w:r>
+      <w:bookmarkEnd w:id="1"/>
+      <w:r>
+        <w:rPr>
+          <w:color w:val="2C5F8A"/>
+          <w:sz w:val="19"/>
+        </w:rPr>
+        <w:t xml:space="preserve">| </w:t>
       </w:r>
       <w:hyperlink r:id="rId7">
         <w:r>
@@ -64,11 +107,11 @@
       <w:pPr>
         <w:pStyle w:val="Heading1"/>
       </w:pPr>
-      <w:bookmarkStart w:id="1" w:name="executive-summary"/>
+      <w:bookmarkStart w:id="2" w:name="executive-summary"/>
       <w:bookmarkEnd w:id="0"/>
       <w:r>
         <w:rPr>
-          <w:b/>
+          <w:rFonts w:ascii="Calibri" w:hAnsi="Calibri"/>
           <w:bCs/>
         </w:rPr>
         <w:t>Executive Summary</w:t>
@@ -86,10 +129,9 @@
       <w:pPr>
         <w:pStyle w:val="Heading2"/>
       </w:pPr>
-      <w:bookmarkStart w:id="2" w:name="key-achievements"/>
-      <w:r>
-        <w:rPr>
-          <w:b/>
+      <w:bookmarkStart w:id="3" w:name="key-achievements"/>
+      <w:r>
+        <w:rPr>
           <w:bCs/>
         </w:rPr>
         <w:t>Key Achievements</w:t>
@@ -327,29 +369,383 @@
       <w:pPr>
         <w:pStyle w:val="Heading1"/>
       </w:pPr>
-      <w:bookmarkStart w:id="3" w:name="core-competencies"/>
-      <w:bookmarkEnd w:id="1"/>
+      <w:bookmarkStart w:id="4" w:name="core-competencies"/>
       <w:bookmarkEnd w:id="2"/>
-      <w:r>
-        <w:rPr>
-          <w:b/>
+      <w:bookmarkEnd w:id="3"/>
+      <w:r>
+        <w:rPr>
+          <w:rFonts w:ascii="Calibri" w:hAnsi="Calibri"/>
+          <w:bCs/>
+        </w:rPr>
+        <w:t>Core Competencies</w:t>
+      </w:r>
+    </w:p>
+    <w:p>
+      <w:pPr>
+        <w:pStyle w:val="Heading2"/>
+      </w:pPr>
+      <w:bookmarkStart w:id="5" w:name="software-engineering-excellence"/>
+      <w:r>
+        <w:rPr>
+          <w:bCs/>
+        </w:rPr>
+        <w:t>Software Engineering Excellence</w:t>
+      </w:r>
+    </w:p>
+    <w:p>
+      <w:pPr>
+        <w:pStyle w:val="Compact"/>
+        <w:numPr>
+          <w:ilvl w:val="0"/>
+          <w:numId w:val="3"/>
+        </w:numPr>
+      </w:pPr>
+      <w:r>
+        <w:rPr>
+          <w:b/>
+          <w:bCs/>
+        </w:rPr>
+        <w:t>Full-Stack Development:</w:t>
+      </w:r>
+      <w:r>
+        <w:t xml:space="preserve"> Expert in React, Node.js, Python, Java/Spring, Go</w:t>
+      </w:r>
+    </w:p>
+    <w:p>
+      <w:pPr>
+        <w:pStyle w:val="Compact"/>
+        <w:numPr>
+          <w:ilvl w:val="0"/>
+          <w:numId w:val="3"/>
+        </w:numPr>
+      </w:pPr>
+      <w:r>
+        <w:rPr>
+          <w:b/>
+          <w:bCs/>
+        </w:rPr>
+        <w:t>System Architecture:</w:t>
+      </w:r>
+      <w:r>
+        <w:t xml:space="preserve"> Designed and built 100+ production systems</w:t>
+      </w:r>
+    </w:p>
+    <w:p>
+      <w:pPr>
+        <w:pStyle w:val="Compact"/>
+        <w:numPr>
+          <w:ilvl w:val="0"/>
+          <w:numId w:val="3"/>
+        </w:numPr>
+      </w:pPr>
+      <w:r>
+        <w:rPr>
+          <w:b/>
+          <w:bCs/>
+        </w:rPr>
+        <w:t>Code Quality:</w:t>
+      </w:r>
+      <w:r>
+        <w:t xml:space="preserve"> Strong advocate for clean code, testing, and best practices</w:t>
+      </w:r>
+    </w:p>
+    <w:p>
+      <w:pPr>
+        <w:pStyle w:val="Compact"/>
+        <w:numPr>
+          <w:ilvl w:val="0"/>
+          <w:numId w:val="3"/>
+        </w:numPr>
+      </w:pPr>
+      <w:r>
+        <w:rPr>
+          <w:b/>
+          <w:bCs/>
+        </w:rPr>
+        <w:t>Problem Solving:</w:t>
+      </w:r>
+      <w:r>
+        <w:t xml:space="preserve"> Complex algorithm design and optimization</w:t>
+      </w:r>
+    </w:p>
+    <w:p>
+      <w:pPr>
+        <w:pStyle w:val="Heading2"/>
+      </w:pPr>
+      <w:bookmarkStart w:id="6" w:name="team-collaboration-leadership"/>
+      <w:bookmarkEnd w:id="5"/>
+      <w:r>
+        <w:rPr>
+          <w:bCs/>
+        </w:rPr>
+        <w:t>Team Collaboration &amp; Leadership</w:t>
+      </w:r>
+    </w:p>
+    <w:p>
+      <w:pPr>
+        <w:pStyle w:val="Compact"/>
+        <w:numPr>
+          <w:ilvl w:val="0"/>
+          <w:numId w:val="4"/>
+        </w:numPr>
+      </w:pPr>
+      <w:r>
+        <w:t>Thrives in collaborative team environments as an individual contributor</w:t>
+      </w:r>
+    </w:p>
+    <w:p>
+      <w:pPr>
+        <w:pStyle w:val="Compact"/>
+        <w:numPr>
+          <w:ilvl w:val="0"/>
+          <w:numId w:val="4"/>
+        </w:numPr>
+      </w:pPr>
+      <w:r>
+        <w:t>Strong communicator across technical and non-technical stakeholders</w:t>
+      </w:r>
+    </w:p>
+    <w:p>
+      <w:pPr>
+        <w:pStyle w:val="Compact"/>
+        <w:numPr>
+          <w:ilvl w:val="0"/>
+          <w:numId w:val="4"/>
+        </w:numPr>
+      </w:pPr>
+      <w:r>
+        <w:t>Mentors junior developers and shares knowledge freely</w:t>
+      </w:r>
+    </w:p>
+    <w:p>
+      <w:pPr>
+        <w:pStyle w:val="Compact"/>
+        <w:numPr>
+          <w:ilvl w:val="0"/>
+          <w:numId w:val="4"/>
+        </w:numPr>
+      </w:pPr>
+      <w:r>
+        <w:t>When needed, can lead teams of teams (20+ engineers)</w:t>
+      </w:r>
+    </w:p>
+    <w:p>
+      <w:pPr>
+        <w:pStyle w:val="Compact"/>
+        <w:numPr>
+          <w:ilvl w:val="0"/>
+          <w:numId w:val="4"/>
+        </w:numPr>
+      </w:pPr>
+      <w:r>
+        <w:t>Experience as CTO and Director-level positions when leadership required</w:t>
+      </w:r>
+    </w:p>
+    <w:p>
+      <w:pPr>
+        <w:pStyle w:val="Heading2"/>
+      </w:pPr>
+      <w:bookmarkStart w:id="7" w:name="technical-expertise"/>
+      <w:bookmarkEnd w:id="6"/>
+      <w:r>
+        <w:rPr>
+          <w:bCs/>
+        </w:rPr>
+        <w:t>Technical Expertise</w:t>
+      </w:r>
+    </w:p>
+    <w:p>
+      <w:pPr>
+        <w:pStyle w:val="Heading3"/>
+      </w:pPr>
+      <w:bookmarkStart w:id="8" w:name="cloud-infrastructure"/>
+      <w:r>
+        <w:rPr>
+          <w:bCs/>
+        </w:rPr>
+        <w:t>Cloud &amp; Infrastructure</w:t>
+      </w:r>
+    </w:p>
+    <w:p>
+      <w:pPr>
+        <w:pStyle w:val="Compact"/>
+        <w:numPr>
+          <w:ilvl w:val="0"/>
+          <w:numId w:val="5"/>
+        </w:numPr>
+      </w:pPr>
+      <w:r>
+        <w:rPr>
+          <w:b/>
+          <w:bCs/>
+        </w:rPr>
+        <w:t>Multi-Cloud Expert:</w:t>
+      </w:r>
+      <w:r>
+        <w:t xml:space="preserve"> AWS (primary), GCP, Azure certified implementations</w:t>
+      </w:r>
+    </w:p>
+    <w:p>
+      <w:pPr>
+        <w:pStyle w:val="Compact"/>
+        <w:numPr>
+          <w:ilvl w:val="0"/>
+          <w:numId w:val="5"/>
+        </w:numPr>
+      </w:pPr>
+      <w:r>
+        <w:rPr>
+          <w:b/>
+          <w:bCs/>
+        </w:rPr>
+        <w:t>Infrastructure as Code:</w:t>
+      </w:r>
+      <w:r>
+        <w:t xml:space="preserve"> Terraform (modules, state management, workspaces), AWS CDK, CloudFormation</w:t>
+      </w:r>
+    </w:p>
+    <w:p>
+      <w:pPr>
+        <w:pStyle w:val="Compact"/>
+        <w:numPr>
+          <w:ilvl w:val="0"/>
+          <w:numId w:val="5"/>
+        </w:numPr>
+      </w:pPr>
+      <w:r>
+        <w:rPr>
+          <w:b/>
+          <w:bCs/>
+        </w:rPr>
+        <w:t>CI/CD Pipelines:</w:t>
+      </w:r>
+      <w:r>
+        <w:t xml:space="preserve"> GitHub Actions, GitLab CI, Jenkins, CircleCI, AWS CodePipeline, ArgoCD (GitOps)</w:t>
+      </w:r>
+    </w:p>
+    <w:p>
+      <w:pPr>
+        <w:pStyle w:val="Compact"/>
+        <w:numPr>
+          <w:ilvl w:val="0"/>
+          <w:numId w:val="5"/>
+        </w:numPr>
+      </w:pPr>
+      <w:r>
+        <w:rPr>
+          <w:b/>
+          <w:bCs/>
+        </w:rPr>
+        <w:t>Container Orchestration:</w:t>
+      </w:r>
+      <w:r>
+        <w:t xml:space="preserve"> Kubernetes (EKS, GKE), Docker, Helm, service mesh</w:t>
+      </w:r>
+    </w:p>
+    <w:p>
+      <w:pPr>
+        <w:pStyle w:val="Compact"/>
+        <w:numPr>
+          <w:ilvl w:val="0"/>
+          <w:numId w:val="5"/>
+        </w:numPr>
+      </w:pPr>
+      <w:r>
+        <w:rPr>
+          <w:b/>
+          <w:bCs/>
+        </w:rPr>
+        <w:t>Security Focus:</w:t>
+      </w:r>
+      <w:r>
+        <w:t xml:space="preserve"> NIST, SOC2, PCI, HIPAA compliance implementation</w:t>
+      </w:r>
+    </w:p>
+    <w:p>
+      <w:pPr>
+        <w:pStyle w:val="Heading3"/>
+      </w:pPr>
+      <w:bookmarkStart w:id="9" w:name="development-stack"/>
+      <w:bookmarkEnd w:id="8"/>
+      <w:r>
+        <w:rPr>
+          <w:bCs/>
+        </w:rPr>
+        <w:t>Development Stack</w:t>
+      </w:r>
+    </w:p>
+    <w:p>
+      <w:pPr>
+        <w:pStyle w:val="Compact"/>
+        <w:numPr>
+          <w:ilvl w:val="0"/>
+          <w:numId w:val="6"/>
+        </w:numPr>
+      </w:pPr>
+      <w:r>
+        <w:rPr>
+          <w:b/>
+          <w:bCs/>
+        </w:rPr>
+        <w:t>Languages:</w:t>
+      </w:r>
+      <w:r>
+        <w:t xml:space="preserve"> Python, JavaScript/TypeScript, Go, Java/Spring, Scala</w:t>
+      </w:r>
+    </w:p>
+    <w:p>
+      <w:pPr>
+        <w:pStyle w:val="Compact"/>
+        <w:numPr>
+          <w:ilvl w:val="0"/>
+          <w:numId w:val="6"/>
+        </w:numPr>
+      </w:pPr>
+      <w:r>
+        <w:rPr>
+          <w:b/>
+          <w:bCs/>
+        </w:rPr>
+        <w:t>Frameworks:</w:t>
+      </w:r>
+      <w:r>
+        <w:t xml:space="preserve"> React, Node.js, FastAPI, Django, Spring Boot</w:t>
+      </w:r>
+    </w:p>
+    <w:p>
+      <w:pPr>
+        <w:pStyle w:val="Compact"/>
+        <w:numPr>
+          <w:ilvl w:val="0"/>
+          <w:numId w:val="6"/>
+        </w:numPr>
+      </w:pPr>
+      <w:r>
+        <w:rPr>
+          <w:b/>
+          <w:bCs/>
+        </w:rPr>
+        <w:t>Data &amp; AI:</w:t>
+      </w:r>
+      <w:r>
+        <w:t xml:space="preserve"> TensorFlow, PyTorch, Spark, Kafka, BigQuery, Snowflake</w:t>
+      </w:r>
+    </w:p>
+    <w:p>
+      <w:pPr>
+        <w:pStyle w:val="Heading1"/>
+      </w:pPr>
+      <w:bookmarkStart w:id="10" w:name="education-professional-development"/>
+      <w:bookmarkEnd w:id="4"/>
+      <w:bookmarkEnd w:id="7"/>
+      <w:bookmarkEnd w:id="9"/>
+      <w:r>
+        <w:rPr>
+          <w:rFonts w:ascii="Calibri" w:hAnsi="Calibri"/>
           <w:bCs/>
         </w:rPr>
         <w:lastRenderedPageBreak/>
-        <w:t>Core Competencies</w:t>
-      </w:r>
-    </w:p>
-    <w:p>
-      <w:pPr>
-        <w:pStyle w:val="Heading2"/>
-      </w:pPr>
-      <w:bookmarkStart w:id="4" w:name="software-engineering-excellence"/>
-      <w:r>
-        <w:rPr>
-          <w:b/>
-          <w:bCs/>
-        </w:rPr>
-        <w:t>Software Engineering Excellence</w:t>
+        <w:t>Education &amp; Professional Development</w:t>
       </w:r>
     </w:p>
     <w:p>
@@ -357,18 +753,18 @@
         <w:pStyle w:val="Compact"/>
         <w:numPr>
           <w:ilvl w:val="0"/>
-          <w:numId w:val="3"/>
-        </w:numPr>
-      </w:pPr>
-      <w:r>
-        <w:rPr>
-          <w:b/>
-          <w:bCs/>
-        </w:rPr>
-        <w:t>Full-Stack Development:</w:t>
-      </w:r>
-      <w:r>
-        <w:t xml:space="preserve"> Expert in React, Node.js, Python, Java/Spring, Go</w:t>
+          <w:numId w:val="7"/>
+        </w:numPr>
+      </w:pPr>
+      <w:r>
+        <w:rPr>
+          <w:b/>
+          <w:bCs/>
+        </w:rPr>
+        <w:t>M.S. &amp; B.S. Computer Science</w:t>
+      </w:r>
+      <w:r>
+        <w:t xml:space="preserve"> - University of Colorado</w:t>
       </w:r>
     </w:p>
     <w:p>
@@ -376,18 +772,36 @@
         <w:pStyle w:val="Compact"/>
         <w:numPr>
           <w:ilvl w:val="0"/>
-          <w:numId w:val="3"/>
-        </w:numPr>
-      </w:pPr>
-      <w:r>
-        <w:rPr>
-          <w:b/>
-          <w:bCs/>
-        </w:rPr>
-        <w:t>System Architecture:</w:t>
-      </w:r>
-      <w:r>
-        <w:t xml:space="preserve"> Designed and built 100+ production systems</w:t>
+          <w:numId w:val="7"/>
+        </w:numPr>
+      </w:pPr>
+      <w:r>
+        <w:rPr>
+          <w:b/>
+          <w:bCs/>
+        </w:rPr>
+        <w:t xml:space="preserve">PhD </w:t>
+      </w:r>
+      <w:r>
+        <w:rPr>
+          <w:b/>
+          <w:bCs/>
+        </w:rPr>
+        <w:t>Mathematics</w:t>
+      </w:r>
+      <w:r>
+        <w:rPr>
+          <w:b/>
+          <w:bCs/>
+        </w:rPr>
+        <w:t xml:space="preserve"> - </w:t>
+      </w:r>
+      <w:r>
+        <w:rPr>
+          <w:rFonts w:cs="Segoe UI"/>
+          <w:shd w:val="clear" w:color="auto" w:fill="FFFFFF"/>
+        </w:rPr>
+        <w:t>Aion University</w:t>
       </w:r>
     </w:p>
     <w:p>
@@ -395,18 +809,18 @@
         <w:pStyle w:val="Compact"/>
         <w:numPr>
           <w:ilvl w:val="0"/>
-          <w:numId w:val="3"/>
-        </w:numPr>
-      </w:pPr>
-      <w:r>
-        <w:rPr>
-          <w:b/>
-          <w:bCs/>
-        </w:rPr>
-        <w:t>Code Quality:</w:t>
-      </w:r>
-      <w:r>
-        <w:t xml:space="preserve"> Strong advocate for clean code, testing, and best practices</w:t>
+          <w:numId w:val="7"/>
+        </w:numPr>
+      </w:pPr>
+      <w:r>
+        <w:rPr>
+          <w:b/>
+          <w:bCs/>
+        </w:rPr>
+        <w:t>Certifications:</w:t>
+      </w:r>
+      <w:r>
+        <w:t xml:space="preserve"> Red Hat Certified, Microsoft Certified Professional</w:t>
       </w:r>
     </w:p>
     <w:p>
@@ -414,406 +828,29 @@
         <w:pStyle w:val="Compact"/>
         <w:numPr>
           <w:ilvl w:val="0"/>
-          <w:numId w:val="3"/>
-        </w:numPr>
-      </w:pPr>
-      <w:r>
-        <w:rPr>
-          <w:b/>
-          <w:bCs/>
-        </w:rPr>
-        <w:t>Problem Solving:</w:t>
-      </w:r>
-      <w:r>
-        <w:t xml:space="preserve"> Complex algorithm design and optimization</w:t>
-      </w:r>
-    </w:p>
-    <w:p>
-      <w:pPr>
-        <w:pStyle w:val="Heading2"/>
-      </w:pPr>
-      <w:bookmarkStart w:id="5" w:name="team-collaboration-leadership"/>
-      <w:bookmarkEnd w:id="4"/>
-      <w:r>
-        <w:rPr>
-          <w:b/>
-          <w:bCs/>
-        </w:rPr>
-        <w:t>Team Collaboration &amp; Leadership</w:t>
-      </w:r>
-    </w:p>
-    <w:p>
-      <w:pPr>
-        <w:pStyle w:val="Compact"/>
-        <w:numPr>
-          <w:ilvl w:val="0"/>
-          <w:numId w:val="4"/>
-        </w:numPr>
-      </w:pPr>
-      <w:r>
-        <w:t>Thrives in collaborative team environments as an individual contributor</w:t>
-      </w:r>
-    </w:p>
-    <w:p>
-      <w:pPr>
-        <w:pStyle w:val="Compact"/>
-        <w:numPr>
-          <w:ilvl w:val="0"/>
-          <w:numId w:val="4"/>
-        </w:numPr>
-      </w:pPr>
-      <w:r>
-        <w:t>Strong communicator across technical and non-technical stakeholders</w:t>
-      </w:r>
-    </w:p>
-    <w:p>
-      <w:pPr>
-        <w:pStyle w:val="Compact"/>
-        <w:numPr>
-          <w:ilvl w:val="0"/>
-          <w:numId w:val="4"/>
-        </w:numPr>
-      </w:pPr>
-      <w:r>
-        <w:t>Mentors junior developers and shares knowledge freely</w:t>
-      </w:r>
-    </w:p>
-    <w:p>
-      <w:pPr>
-        <w:pStyle w:val="Compact"/>
-        <w:numPr>
-          <w:ilvl w:val="0"/>
-          <w:numId w:val="4"/>
-        </w:numPr>
-      </w:pPr>
-      <w:r>
-        <w:t>When needed, can lead teams of teams (20+ engineers)</w:t>
-      </w:r>
-    </w:p>
-    <w:p>
-      <w:pPr>
-        <w:pStyle w:val="Compact"/>
-        <w:numPr>
-          <w:ilvl w:val="0"/>
-          <w:numId w:val="4"/>
-        </w:numPr>
-      </w:pPr>
-      <w:r>
-        <w:t>Experience as CTO and Director-level positions when leadership required</w:t>
-      </w:r>
-    </w:p>
-    <w:p>
-      <w:pPr>
-        <w:pStyle w:val="Heading2"/>
-      </w:pPr>
-      <w:bookmarkStart w:id="6" w:name="technical-expertise"/>
-      <w:bookmarkEnd w:id="5"/>
-      <w:r>
-        <w:rPr>
-          <w:b/>
-          <w:bCs/>
-        </w:rPr>
-        <w:t>Technical Expertise</w:t>
-      </w:r>
-    </w:p>
-    <w:p>
-      <w:pPr>
-        <w:pStyle w:val="Heading3"/>
-      </w:pPr>
-      <w:bookmarkStart w:id="7" w:name="cloud-infrastructure"/>
-      <w:r>
-        <w:rPr>
-          <w:b/>
-          <w:bCs/>
-        </w:rPr>
-        <w:t>Cloud &amp; Infrastructure</w:t>
-      </w:r>
-    </w:p>
-    <w:p>
-      <w:pPr>
-        <w:pStyle w:val="Compact"/>
-        <w:numPr>
-          <w:ilvl w:val="0"/>
-          <w:numId w:val="5"/>
-        </w:numPr>
-      </w:pPr>
-      <w:r>
-        <w:rPr>
-          <w:b/>
-          <w:bCs/>
-        </w:rPr>
-        <w:t>Multi-Cloud Expert:</w:t>
-      </w:r>
-      <w:r>
-        <w:t xml:space="preserve"> AWS (primary), GCP, Azure certified implementations</w:t>
-      </w:r>
-    </w:p>
-    <w:p>
-      <w:pPr>
-        <w:pStyle w:val="Compact"/>
-        <w:numPr>
-          <w:ilvl w:val="0"/>
-          <w:numId w:val="5"/>
-        </w:numPr>
-      </w:pPr>
-      <w:r>
-        <w:rPr>
-          <w:b/>
-          <w:bCs/>
-        </w:rPr>
-        <w:t>Infrastructure as Code:</w:t>
-      </w:r>
-      <w:r>
-        <w:t xml:space="preserve"> Terraform (modules, state management, workspaces), AWS CDK, CloudFormation</w:t>
-      </w:r>
-    </w:p>
-    <w:p>
-      <w:pPr>
-        <w:pStyle w:val="Compact"/>
-        <w:numPr>
-          <w:ilvl w:val="0"/>
-          <w:numId w:val="5"/>
-        </w:numPr>
-      </w:pPr>
-      <w:r>
-        <w:rPr>
-          <w:b/>
-          <w:bCs/>
-        </w:rPr>
-        <w:t>CI/CD Pipelines:</w:t>
-      </w:r>
-      <w:r>
-        <w:t xml:space="preserve"> GitHub Actions, GitLab CI, Jenkins, CircleCI, AWS CodePipeline, ArgoCD (GitOps)</w:t>
-      </w:r>
-    </w:p>
-    <w:p>
-      <w:pPr>
-        <w:pStyle w:val="Compact"/>
-        <w:numPr>
-          <w:ilvl w:val="0"/>
-          <w:numId w:val="5"/>
-        </w:numPr>
-      </w:pPr>
-      <w:r>
-        <w:rPr>
-          <w:b/>
-          <w:bCs/>
-        </w:rPr>
-        <w:t>Container Orchestration:</w:t>
-      </w:r>
-      <w:r>
-        <w:t xml:space="preserve"> Kubernetes (EKS, GKE), Docker, Helm, service mesh</w:t>
-      </w:r>
-    </w:p>
-    <w:p>
-      <w:pPr>
-        <w:pStyle w:val="Compact"/>
-        <w:numPr>
-          <w:ilvl w:val="0"/>
-          <w:numId w:val="5"/>
-        </w:numPr>
-      </w:pPr>
-      <w:r>
-        <w:rPr>
-          <w:b/>
-          <w:bCs/>
-        </w:rPr>
-        <w:t>Security Focus:</w:t>
-      </w:r>
-      <w:r>
-        <w:t xml:space="preserve"> NIST, SOC2, PCI, HIPAA compliance implementation</w:t>
-      </w:r>
-    </w:p>
-    <w:p>
-      <w:pPr>
-        <w:pStyle w:val="Heading3"/>
-      </w:pPr>
-      <w:bookmarkStart w:id="8" w:name="development-stack"/>
-      <w:bookmarkEnd w:id="7"/>
-      <w:r>
-        <w:rPr>
-          <w:b/>
-          <w:bCs/>
-        </w:rPr>
-        <w:t>Development Stack</w:t>
-      </w:r>
-    </w:p>
-    <w:p>
-      <w:pPr>
-        <w:pStyle w:val="Compact"/>
-        <w:numPr>
-          <w:ilvl w:val="0"/>
-          <w:numId w:val="6"/>
-        </w:numPr>
-      </w:pPr>
-      <w:r>
-        <w:rPr>
-          <w:b/>
-          <w:bCs/>
-        </w:rPr>
-        <w:t>Languages:</w:t>
-      </w:r>
-      <w:r>
-        <w:t xml:space="preserve"> Python, JavaScript/TypeScript, Go, Java/Spring, Scala</w:t>
-      </w:r>
-    </w:p>
-    <w:p>
-      <w:pPr>
-        <w:pStyle w:val="Compact"/>
-        <w:numPr>
-          <w:ilvl w:val="0"/>
-          <w:numId w:val="6"/>
-        </w:numPr>
-      </w:pPr>
-      <w:r>
-        <w:rPr>
-          <w:b/>
-          <w:bCs/>
-        </w:rPr>
-        <w:t>Frameworks:</w:t>
-      </w:r>
-      <w:r>
-        <w:t xml:space="preserve"> React, Node.js, FastAPI, Django, Spring Boot</w:t>
-      </w:r>
-    </w:p>
-    <w:p>
-      <w:pPr>
-        <w:pStyle w:val="Compact"/>
-        <w:numPr>
-          <w:ilvl w:val="0"/>
-          <w:numId w:val="6"/>
-        </w:numPr>
-      </w:pPr>
-      <w:r>
-        <w:rPr>
-          <w:b/>
-          <w:bCs/>
-        </w:rPr>
-        <w:t>Data &amp; AI:</w:t>
-      </w:r>
-      <w:r>
-        <w:t xml:space="preserve"> TensorFlow, PyTorch, Spark, Kafka, BigQuery, Snowflake</w:t>
+          <w:numId w:val="7"/>
+        </w:numPr>
+      </w:pPr>
+      <w:r>
+        <w:rPr>
+          <w:b/>
+          <w:bCs/>
+        </w:rPr>
+        <w:t>Continuous Learning:</w:t>
+      </w:r>
+      <w:r>
+        <w:t xml:space="preserve"> Advanced studies in Quantum Computing, AI/ML, Cryptography, and Applied Mathematics</w:t>
       </w:r>
     </w:p>
     <w:p>
       <w:pPr>
         <w:pStyle w:val="Heading1"/>
       </w:pPr>
-      <w:bookmarkStart w:id="9" w:name="education-professional-development"/>
-      <w:bookmarkEnd w:id="3"/>
-      <w:bookmarkEnd w:id="6"/>
-      <w:bookmarkEnd w:id="8"/>
-      <w:r>
-        <w:rPr>
-          <w:b/>
-          <w:bCs/>
-        </w:rPr>
-        <w:t>Education &amp; Professional Development</w:t>
-      </w:r>
-    </w:p>
-    <w:p>
-      <w:pPr>
-        <w:pStyle w:val="Compact"/>
-        <w:numPr>
-          <w:ilvl w:val="0"/>
-          <w:numId w:val="7"/>
-        </w:numPr>
-      </w:pPr>
-      <w:r>
-        <w:rPr>
-          <w:b/>
-          <w:bCs/>
-        </w:rPr>
-        <w:t>M.S. &amp; B.S. Computer Science</w:t>
-      </w:r>
-      <w:r>
-        <w:t xml:space="preserve"> - University of Colorado</w:t>
-      </w:r>
-    </w:p>
-    <w:p>
-      <w:pPr>
-        <w:pStyle w:val="Compact"/>
-        <w:numPr>
-          <w:ilvl w:val="0"/>
-          <w:numId w:val="7"/>
-        </w:numPr>
-      </w:pPr>
-      <w:r>
-        <w:rPr>
-          <w:b/>
-          <w:bCs/>
-        </w:rPr>
-        <w:t xml:space="preserve">PhD </w:t>
-      </w:r>
-      <w:r>
-        <w:rPr>
-          <w:b/>
-          <w:bCs/>
-        </w:rPr>
-        <w:t>Mathematics</w:t>
-      </w:r>
-      <w:r>
-        <w:rPr>
-          <w:b/>
-          <w:bCs/>
-        </w:rPr>
-        <w:t xml:space="preserve"> - </w:t>
-      </w:r>
-      <w:r>
-        <w:rPr>
-          <w:rFonts w:ascii="Segoe UI" w:hAnsi="Segoe UI" w:cs="Segoe UI"/>
-          <w:shd w:val="clear" w:color="auto" w:fill="FFFFFF"/>
-        </w:rPr>
-        <w:t>Aion University</w:t>
-      </w:r>
-    </w:p>
-    <w:p>
-      <w:pPr>
-        <w:pStyle w:val="Compact"/>
-        <w:numPr>
-          <w:ilvl w:val="0"/>
-          <w:numId w:val="7"/>
-        </w:numPr>
-      </w:pPr>
-      <w:r>
-        <w:rPr>
-          <w:b/>
-          <w:bCs/>
-        </w:rPr>
-        <w:t>Certifications:</w:t>
-      </w:r>
-      <w:r>
-        <w:t xml:space="preserve"> Red Hat Certified, Microsoft Certified Professional</w:t>
-      </w:r>
-    </w:p>
-    <w:p>
-      <w:pPr>
-        <w:pStyle w:val="Compact"/>
-        <w:numPr>
-          <w:ilvl w:val="0"/>
-          <w:numId w:val="7"/>
-        </w:numPr>
-      </w:pPr>
-      <w:r>
-        <w:rPr>
-          <w:b/>
-          <w:bCs/>
-        </w:rPr>
-        <w:t>Continuous Learning:</w:t>
-      </w:r>
-      <w:r>
-        <w:t xml:space="preserve"> Advanced studies in Quantum Computing, AI/ML, Cryptography, and Applied Mathematics</w:t>
-      </w:r>
-    </w:p>
-    <w:p>
-      <w:pPr>
-        <w:pStyle w:val="Heading1"/>
-      </w:pPr>
-      <w:bookmarkStart w:id="10" w:name="recent-featured-engagements"/>
-      <w:bookmarkEnd w:id="9"/>
-      <w:r>
-        <w:rPr>
-          <w:b/>
+      <w:bookmarkStart w:id="11" w:name="recent-featured-engagements"/>
+      <w:bookmarkEnd w:id="10"/>
+      <w:r>
+        <w:rPr>
+          <w:rFonts w:ascii="Calibri" w:hAnsi="Calibri"/>
           <w:bCs/>
         </w:rPr>
         <w:t>Recent &amp; Featured Engagements</w:t>
@@ -822,6 +859,7 @@
     <w:p>
       <w:pPr>
         <w:pStyle w:val="FirstParagraph"/>
+        <w:spacing w:before="160" w:after="20"/>
         <w:rPr>
           <w:sz w:val="28"/>
           <w:szCs w:val="28"/>
@@ -831,10 +869,243 @@
         <w:rPr>
           <w:b/>
           <w:bCs/>
+          <w:color w:val="1B3A5C"/>
+          <w:sz w:val="22"/>
+          <w:szCs w:val="28"/>
+        </w:rPr>
+        <w:t>Zoro/Grainger (2024-2025)</w:t>
+      </w:r>
+    </w:p>
+    <w:p>
+      <w:pPr>
+        <w:pStyle w:val="BodyText"/>
+      </w:pPr>
+      <w:r>
+        <w:rPr>
+          <w:b/>
+          <w:bCs/>
+          <w:i/>
+          <w:iCs/>
+          <w:color w:val="2C5F8A"/>
+        </w:rPr>
+        <w:t>Senior Software</w:t>
+      </w:r>
+      <w:r>
+        <w:rPr>
+          <w:b/>
+          <w:bCs/>
+          <w:i/>
+          <w:iCs/>
+          <w:color w:val="2C5F8A"/>
+        </w:rPr>
+        <w:t>/DevOps</w:t>
+      </w:r>
+      <w:r>
+        <w:rPr>
+          <w:b/>
+          <w:bCs/>
+          <w:i/>
+          <w:iCs/>
+          <w:color w:val="2C5F8A"/>
+        </w:rPr>
+        <w:t xml:space="preserve"> Engineer</w:t>
+      </w:r>
+    </w:p>
+    <w:p>
+      <w:pPr>
+        <w:pStyle w:val="BodyText"/>
+      </w:pPr>
+      <w:r>
+        <w:rPr>
+          <w:b/>
+          <w:bCs/>
+        </w:rPr>
+        <w:t>Challenge:</w:t>
+      </w:r>
+      <w:r>
+        <w:t xml:space="preserve"> E-commerce platform needed real-time shipment tracking and returns processing to handle millions of daily customer transactions while maintaining 99.9% uptime.</w:t>
+      </w:r>
+    </w:p>
+    <w:p>
+      <w:pPr>
+        <w:pStyle w:val="BodyText"/>
+      </w:pPr>
+      <w:r>
+        <w:rPr>
+          <w:b/>
+          <w:bCs/>
+        </w:rPr>
+        <w:t>Actions &amp; Results:</w:t>
+      </w:r>
+      <w:r>
+        <w:rPr>
+          <w:b/>
+        </w:rPr>
+        <w:t xml:space="preserve"> </w:t>
+      </w:r>
+    </w:p>
+    <w:p>
+      <w:pPr>
+        <w:pStyle w:val="BodyText"/>
+        <w:numPr>
+          <w:ilvl w:val="0"/>
+          <w:numId w:val="20"/>
+        </w:numPr>
+      </w:pPr>
+      <w:r>
+        <w:rPr>
+          <w:b/>
+          <w:bCs/>
+        </w:rPr>
+        <w:t>Reduced shipment query latency 60%</w:t>
+      </w:r>
+      <w:r>
+        <w:t xml:space="preserve"> - Architected real-time tracking service processing 2M+ daily package updates with sub-second response times (85 production commits) </w:t>
+      </w:r>
+    </w:p>
+    <w:p>
+      <w:pPr>
+        <w:pStyle w:val="BodyText"/>
+        <w:numPr>
+          <w:ilvl w:val="0"/>
+          <w:numId w:val="20"/>
+        </w:numPr>
+      </w:pPr>
+      <w:r>
+        <w:rPr>
+          <w:b/>
+          <w:bCs/>
+        </w:rPr>
+        <w:t>Increased returns processing efficiency 40%</w:t>
+      </w:r>
+      <w:r>
+        <w:t xml:space="preserve"> - Built automated return service handling complex partial shipment logic, reducing manual intervention from 30% to 5% (52 commits) </w:t>
+      </w:r>
+    </w:p>
+    <w:p>
+      <w:pPr>
+        <w:pStyle w:val="BodyText"/>
+        <w:numPr>
+          <w:ilvl w:val="0"/>
+          <w:numId w:val="20"/>
+        </w:numPr>
+      </w:pPr>
+      <w:r>
+        <w:rPr>
+          <w:b/>
+          <w:bCs/>
+        </w:rPr>
+        <w:t>Eliminated 95% of webhook failures</w:t>
+      </w:r>
+      <w:r>
+        <w:t xml:space="preserve"> - Implemented FedEx integration with Datadog monitoring and automated retry logic, improving delivery accuracy (67 commits) </w:t>
+      </w:r>
+    </w:p>
+    <w:p>
+      <w:pPr>
+        <w:pStyle w:val="BodyText"/>
+        <w:numPr>
+          <w:ilvl w:val="0"/>
+          <w:numId w:val="20"/>
+        </w:numPr>
+      </w:pPr>
+      <w:r>
+        <w:rPr>
+          <w:b/>
+          <w:bCs/>
+        </w:rPr>
+        <w:t>Scaled order APIs to 10K requests/second</w:t>
+      </w:r>
+      <w:r>
+        <w:t xml:space="preserve"> - Created high-performance order management microservices supporting peak holiday traffic without degradation </w:t>
+      </w:r>
+      <w:r>
+        <w:t>–</w:t>
+      </w:r>
+      <w:r>
+        <w:t xml:space="preserve"> </w:t>
+      </w:r>
+    </w:p>
+    <w:p>
+      <w:pPr>
+        <w:pStyle w:val="BodyText"/>
+        <w:numPr>
+          <w:ilvl w:val="0"/>
+          <w:numId w:val="20"/>
+        </w:numPr>
+      </w:pPr>
+      <w:r>
+        <w:rPr>
+          <w:b/>
+          <w:bCs/>
+        </w:rPr>
+        <w:t>Automated infrastructure provisioning</w:t>
+      </w:r>
+      <w:r>
+        <w:t xml:space="preserve"> - Developed Terraform modules for GCP resources (Cloud Run, Pub/Sub, BigQuery) enabling consistent environment deployment across dev/staging/prod </w:t>
+      </w:r>
+    </w:p>
+    <w:p>
+      <w:pPr>
+        <w:pStyle w:val="BodyText"/>
+        <w:numPr>
+          <w:ilvl w:val="0"/>
+          <w:numId w:val="20"/>
+        </w:numPr>
+      </w:pPr>
+      <w:r>
+        <w:rPr>
+          <w:b/>
+          <w:bCs/>
+        </w:rPr>
+        <w:t>Streamlined CI/CD pipelines</w:t>
+      </w:r>
+      <w:r>
+        <w:t xml:space="preserve"> - Built GitHub Actions workflows with automated testing, security scanning, and blue-green deployments reducing release cycles from weekly to daily </w:t>
+      </w:r>
+    </w:p>
+    <w:p>
+      <w:pPr>
+        <w:pStyle w:val="BodyText"/>
+        <w:numPr>
+          <w:ilvl w:val="0"/>
+          <w:numId w:val="20"/>
+        </w:numPr>
+        <w:spacing w:after="80"/>
+      </w:pPr>
+      <w:r>
+        <w:rPr>
+          <w:b/>
+          <w:bCs/>
+          <w:color w:val="555555"/>
+          <w:sz w:val="18"/>
+        </w:rPr>
+        <w:t>Tech Stack:</w:t>
+      </w:r>
+      <w:r>
+        <w:rPr>
+          <w:color w:val="555555"/>
+          <w:sz w:val="18"/>
+        </w:rPr>
+        <w:t xml:space="preserve"> Node.js, Java/Spring Boot, Python, Google Cloud, Terraform, GitHub Actions, Microservices, Kafka, Datadog</w:t>
+      </w:r>
+    </w:p>
+    <w:p>
+      <w:pPr>
+        <w:pStyle w:val="BodyText"/>
+        <w:rPr>
           <w:sz w:val="28"/>
           <w:szCs w:val="28"/>
         </w:rPr>
-        <w:t>Zoro/Grainger (2024-2025)</w:t>
+      </w:pPr>
+      <w:r>
+        <w:rPr>
+          <w:b/>
+          <w:bCs/>
+          <w:sz w:val="28"/>
+          <w:szCs w:val="28"/>
+        </w:rPr>
+        <w:t>TSI (2024-2025)</w:t>
       </w:r>
     </w:p>
     <w:p>
@@ -847,8 +1118,9 @@
           <w:bCs/>
           <w:i/>
           <w:iCs/>
-        </w:rPr>
-        <w:t>Senior Software</w:t>
+          <w:color w:val="2C5F8A"/>
+        </w:rPr>
+        <w:t>Senior Full-Stack</w:t>
       </w:r>
       <w:r>
         <w:rPr>
@@ -856,6 +1128,7 @@
           <w:bCs/>
           <w:i/>
           <w:iCs/>
+          <w:color w:val="2C5F8A"/>
         </w:rPr>
         <w:t>/DevOps</w:t>
       </w:r>
@@ -865,6 +1138,7 @@
           <w:bCs/>
           <w:i/>
           <w:iCs/>
+          <w:color w:val="2C5F8A"/>
         </w:rPr>
         <w:t xml:space="preserve"> Engineer</w:t>
       </w:r>
@@ -881,7 +1155,15 @@
         <w:t>Challenge:</w:t>
       </w:r>
       <w:r>
-        <w:t xml:space="preserve"> E-commerce platform needed real-time shipment tracking and returns processing to handle millions of daily customer transactions while maintaining 99.9% uptime.</w:t>
+        <w:t xml:space="preserve"> Legacy </w:t>
+      </w:r>
+      <w:proofErr w:type="gramStart"/>
+      <w:r>
+        <w:t>on-premise</w:t>
+      </w:r>
+      <w:proofErr w:type="gramEnd"/>
+      <w:r>
+        <w:t xml:space="preserve"> infrastructure causing 20% downtime during peak loads; needed modern cloud architecture to support 3x business growth.</w:t>
       </w:r>
     </w:p>
     <w:p>
@@ -896,6 +1178,9 @@
         <w:t>Actions &amp; Results:</w:t>
       </w:r>
       <w:r>
+        <w:rPr>
+          <w:b/>
+        </w:rPr>
         <w:t xml:space="preserve"> </w:t>
       </w:r>
     </w:p>
@@ -904,138 +1189,139 @@
         <w:pStyle w:val="BodyText"/>
         <w:numPr>
           <w:ilvl w:val="0"/>
-          <w:numId w:val="20"/>
-        </w:numPr>
-      </w:pPr>
-      <w:r>
-        <w:rPr>
-          <w:b/>
-          <w:bCs/>
-        </w:rPr>
-        <w:t>Reduced shipment query latency 60%</w:t>
-      </w:r>
-      <w:r>
-        <w:t xml:space="preserve"> - Architected real-time tracking service processing 2M+ daily package updates with sub-second response times (85 production commits) </w:t>
-      </w:r>
-    </w:p>
-    <w:p>
-      <w:pPr>
-        <w:pStyle w:val="BodyText"/>
-        <w:numPr>
-          <w:ilvl w:val="0"/>
-          <w:numId w:val="20"/>
-        </w:numPr>
-      </w:pPr>
-      <w:r>
-        <w:rPr>
-          <w:b/>
-          <w:bCs/>
-        </w:rPr>
-        <w:t>Increased returns processing efficiency 40%</w:t>
-      </w:r>
-      <w:r>
-        <w:t xml:space="preserve"> - Built automated return service handling complex partial shipment logic, reducing manual intervention from 30% to 5% (52 commits) </w:t>
-      </w:r>
-    </w:p>
-    <w:p>
-      <w:pPr>
-        <w:pStyle w:val="BodyText"/>
-        <w:numPr>
-          <w:ilvl w:val="0"/>
-          <w:numId w:val="20"/>
-        </w:numPr>
-      </w:pPr>
-      <w:r>
-        <w:rPr>
-          <w:b/>
-          <w:bCs/>
-        </w:rPr>
-        <w:t>Eliminated 95% of webhook failures</w:t>
-      </w:r>
-      <w:r>
-        <w:t xml:space="preserve"> - Implemented FedEx integration with Datadog monitoring and automated retry logic, improving delivery accuracy (67 commits) </w:t>
-      </w:r>
-    </w:p>
-    <w:p>
-      <w:pPr>
-        <w:pStyle w:val="BodyText"/>
-        <w:numPr>
-          <w:ilvl w:val="0"/>
-          <w:numId w:val="20"/>
-        </w:numPr>
-      </w:pPr>
-      <w:r>
-        <w:rPr>
-          <w:b/>
-          <w:bCs/>
-        </w:rPr>
-        <w:t>Scaled order APIs to 10K requests/second</w:t>
-      </w:r>
-      <w:r>
-        <w:t xml:space="preserve"> - Created high-performance order management microservices supporting peak holiday traffic without degradation </w:t>
-      </w:r>
-      <w:r>
-        <w:t>–</w:t>
-      </w:r>
-      <w:r>
-        <w:t xml:space="preserve"> </w:t>
-      </w:r>
-    </w:p>
-    <w:p>
-      <w:pPr>
-        <w:pStyle w:val="BodyText"/>
-        <w:numPr>
-          <w:ilvl w:val="0"/>
-          <w:numId w:val="20"/>
-        </w:numPr>
-      </w:pPr>
-      <w:r>
-        <w:rPr>
-          <w:b/>
-          <w:bCs/>
-        </w:rPr>
-        <w:t>Automated infrastructure provisioning</w:t>
-      </w:r>
-      <w:r>
-        <w:t xml:space="preserve"> - Developed Terraform modules for GCP resources (Cloud Run, Pub/Sub, BigQuery) enabling consistent environment deployment across dev/staging/prod </w:t>
-      </w:r>
-    </w:p>
-    <w:p>
-      <w:pPr>
-        <w:pStyle w:val="BodyText"/>
-        <w:numPr>
-          <w:ilvl w:val="0"/>
-          <w:numId w:val="20"/>
-        </w:numPr>
-      </w:pPr>
-      <w:r>
-        <w:rPr>
-          <w:b/>
-          <w:bCs/>
-        </w:rPr>
-        <w:t>Streamlined CI/CD pipelines</w:t>
-      </w:r>
-      <w:r>
-        <w:t xml:space="preserve"> - Built GitHub Actions workflows with automated testing, security scanning, and blue-green deployments reducing release cycles from weekly to daily </w:t>
-      </w:r>
-    </w:p>
-    <w:p>
-      <w:pPr>
-        <w:pStyle w:val="BodyText"/>
-        <w:numPr>
-          <w:ilvl w:val="0"/>
-          <w:numId w:val="20"/>
-        </w:numPr>
-      </w:pPr>
-      <w:r>
-        <w:rPr>
-          <w:b/>
-          <w:bCs/>
+          <w:numId w:val="13"/>
+        </w:numPr>
+      </w:pPr>
+      <w:r>
+        <w:rPr>
+          <w:b/>
+          <w:bCs/>
+        </w:rPr>
+        <w:t>Achieved 99.95% uptime</w:t>
+      </w:r>
+      <w:r>
+        <w:t xml:space="preserve"> - Migrated critical applications to AWS with auto-scaling Kubernetes clusters, eliminating downtime during peak traffic periods </w:t>
+      </w:r>
+    </w:p>
+    <w:p>
+      <w:pPr>
+        <w:pStyle w:val="BodyText"/>
+        <w:numPr>
+          <w:ilvl w:val="0"/>
+          <w:numId w:val="13"/>
+        </w:numPr>
+      </w:pPr>
+      <w:r>
+        <w:rPr>
+          <w:b/>
+          <w:bCs/>
+        </w:rPr>
+        <w:t>Improved application performance 40%</w:t>
+      </w:r>
+      <w:r>
+        <w:t xml:space="preserve"> - Optimized PostgreSQL database queries and implemented Redis caching, reducing average response time from 2.5s to 1.5s </w:t>
+      </w:r>
+    </w:p>
+    <w:p>
+      <w:pPr>
+        <w:pStyle w:val="BodyText"/>
+        <w:numPr>
+          <w:ilvl w:val="0"/>
+          <w:numId w:val="13"/>
+        </w:numPr>
+      </w:pPr>
+      <w:r>
+        <w:rPr>
+          <w:b/>
+          <w:bCs/>
+        </w:rPr>
+        <w:t>Accelerated feature delivery 50%</w:t>
+      </w:r>
+      <w:r>
+        <w:t xml:space="preserve"> - Built React component library with modern patterns, reducing development time for new features from 4 weeks to 2 weeks</w:t>
+      </w:r>
+    </w:p>
+    <w:p>
+      <w:pPr>
+        <w:pStyle w:val="BodyText"/>
+        <w:numPr>
+          <w:ilvl w:val="0"/>
+          <w:numId w:val="13"/>
+        </w:numPr>
+      </w:pPr>
+      <w:r>
+        <w:rPr>
+          <w:b/>
+          <w:bCs/>
+        </w:rPr>
+        <w:t>Reduced infrastructure costs 25%</w:t>
+      </w:r>
+      <w:r>
+        <w:t xml:space="preserve"> - Implemented resource optimization and rightsizing across AWS services through IaC best practices </w:t>
+      </w:r>
+    </w:p>
+    <w:p>
+      <w:pPr>
+        <w:pStyle w:val="BodyText"/>
+        <w:numPr>
+          <w:ilvl w:val="0"/>
+          <w:numId w:val="13"/>
+        </w:numPr>
+      </w:pPr>
+      <w:r>
+        <w:rPr>
+          <w:b/>
+          <w:bCs/>
+        </w:rPr>
+        <w:t>Deployed infrastructure as code</w:t>
+      </w:r>
+      <w:r>
+        <w:t xml:space="preserve"> - Created Terraform configurations for AWS EKS, RDS, ElastiCache, and VPC networking with reusable modules and state management via S3/DynamoDB </w:t>
+      </w:r>
+    </w:p>
+    <w:p>
+      <w:pPr>
+        <w:pStyle w:val="BodyText"/>
+        <w:numPr>
+          <w:ilvl w:val="0"/>
+          <w:numId w:val="13"/>
+        </w:numPr>
+      </w:pPr>
+      <w:r>
+        <w:rPr>
+          <w:b/>
+          <w:bCs/>
+        </w:rPr>
+        <w:t>Established CI/CD automation</w:t>
+      </w:r>
+      <w:r>
+        <w:t xml:space="preserve"> - Implemented GitLab CI pipelines with multi-stage builds, automated testing, container scanning, and Kubernetes deployments via Helm charts </w:t>
+      </w:r>
+    </w:p>
+    <w:p>
+      <w:pPr>
+        <w:pStyle w:val="BodyText"/>
+        <w:numPr>
+          <w:ilvl w:val="0"/>
+          <w:numId w:val="13"/>
+        </w:numPr>
+        <w:spacing w:after="80"/>
+      </w:pPr>
+      <w:r>
+        <w:rPr>
+          <w:b/>
+          <w:bCs/>
+          <w:color w:val="555555"/>
+          <w:sz w:val="18"/>
         </w:rPr>
         <w:t>Tech Stack:</w:t>
       </w:r>
       <w:r>
-        <w:t xml:space="preserve"> Node.js, Java/Spring Boot, Python, Google Cloud, Terraform, GitHub Actions, Microservices, Kafka, Datadog</w:t>
+        <w:rPr>
+          <w:color w:val="555555"/>
+          <w:sz w:val="18"/>
+        </w:rPr>
+        <w:t xml:space="preserve"> AWS (EC2, RDS, EKS, S3), Terraform, GitLab CI, Helm, React.js, PHP Laravel, Kubernetes, PostgreSQL, Redis</w:t>
       </w:r>
     </w:p>
     <w:p>
@@ -1053,7 +1339,7 @@
           <w:sz w:val="28"/>
           <w:szCs w:val="28"/>
         </w:rPr>
-        <w:t>TSI (2024-2025)</w:t>
+        <w:t>Pop Secret/PopCorners (2025)</w:t>
       </w:r>
     </w:p>
     <w:p>
@@ -1066,8 +1352,9 @@
           <w:bCs/>
           <w:i/>
           <w:iCs/>
-        </w:rPr>
-        <w:t>Senior Full-Stack</w:t>
+          <w:color w:val="2C5F8A"/>
+        </w:rPr>
+        <w:t>Senior Software</w:t>
       </w:r>
       <w:r>
         <w:rPr>
@@ -1075,6 +1362,7 @@
           <w:bCs/>
           <w:i/>
           <w:iCs/>
+          <w:color w:val="2C5F8A"/>
         </w:rPr>
         <w:t>/DevOps</w:t>
       </w:r>
@@ -1084,6 +1372,7 @@
           <w:bCs/>
           <w:i/>
           <w:iCs/>
+          <w:color w:val="2C5F8A"/>
         </w:rPr>
         <w:t xml:space="preserve"> Engineer</w:t>
       </w:r>
@@ -1100,15 +1389,7 @@
         <w:t>Challenge:</w:t>
       </w:r>
       <w:r>
-        <w:t xml:space="preserve"> Legacy </w:t>
-      </w:r>
-      <w:proofErr w:type="gramStart"/>
-      <w:r>
-        <w:t>on-premise</w:t>
-      </w:r>
-      <w:proofErr w:type="gramEnd"/>
-      <w:r>
-        <w:t xml:space="preserve"> infrastructure causing 20% downtime during peak loads; needed modern cloud architecture to support 3x business growth.</w:t>
+        <w:t xml:space="preserve"> National brand needed interactive voice experience for marketing campaign launch, requiring rapid development (2-week timeline) with scalable architecture for viral potential.</w:t>
       </w:r>
     </w:p>
     <w:p>
@@ -1123,6 +1404,9 @@
         <w:t>Actions &amp; Results:</w:t>
       </w:r>
       <w:r>
+        <w:rPr>
+          <w:b/>
+        </w:rPr>
         <w:t xml:space="preserve"> </w:t>
       </w:r>
     </w:p>
@@ -1131,132 +1415,107 @@
         <w:pStyle w:val="BodyText"/>
         <w:numPr>
           <w:ilvl w:val="0"/>
-          <w:numId w:val="13"/>
-        </w:numPr>
-      </w:pPr>
-      <w:r>
-        <w:rPr>
-          <w:b/>
-          <w:bCs/>
-        </w:rPr>
-        <w:t>Achieved 99.95% uptime</w:t>
-      </w:r>
-      <w:r>
-        <w:t xml:space="preserve"> - Migrated critical applications to AWS with auto-scaling Kubernetes clusters, eliminating downtime during peak traffic periods </w:t>
-      </w:r>
-    </w:p>
-    <w:p>
-      <w:pPr>
-        <w:pStyle w:val="BodyText"/>
-        <w:numPr>
-          <w:ilvl w:val="0"/>
-          <w:numId w:val="13"/>
-        </w:numPr>
-      </w:pPr>
-      <w:r>
-        <w:rPr>
-          <w:b/>
-          <w:bCs/>
-        </w:rPr>
-        <w:t>Improved application performance 40%</w:t>
-      </w:r>
-      <w:r>
-        <w:t xml:space="preserve"> - Optimized PostgreSQL database queries and implemented Redis caching, reducing average response time from 2.5s to 1.5s </w:t>
-      </w:r>
-    </w:p>
-    <w:p>
-      <w:pPr>
-        <w:pStyle w:val="BodyText"/>
-        <w:numPr>
-          <w:ilvl w:val="0"/>
-          <w:numId w:val="13"/>
-        </w:numPr>
-      </w:pPr>
-      <w:r>
-        <w:rPr>
-          <w:b/>
-          <w:bCs/>
-        </w:rPr>
-        <w:t>Accelerated feature delivery 50%</w:t>
-      </w:r>
-      <w:r>
-        <w:t xml:space="preserve"> - Built React component library with modern patterns, reducing development time for new features from 4 weeks to 2 weeks</w:t>
-      </w:r>
-    </w:p>
-    <w:p>
-      <w:pPr>
-        <w:pStyle w:val="BodyText"/>
-        <w:numPr>
-          <w:ilvl w:val="0"/>
-          <w:numId w:val="13"/>
-        </w:numPr>
-      </w:pPr>
-      <w:r>
-        <w:rPr>
-          <w:b/>
-          <w:bCs/>
-        </w:rPr>
-        <w:t>Reduced infrastructure costs 25%</w:t>
-      </w:r>
-      <w:r>
-        <w:t xml:space="preserve"> - Implemented resource optimization and rightsizing across AWS services through IaC best practices </w:t>
-      </w:r>
-    </w:p>
-    <w:p>
-      <w:pPr>
-        <w:pStyle w:val="BodyText"/>
-        <w:numPr>
-          <w:ilvl w:val="0"/>
-          <w:numId w:val="13"/>
-        </w:numPr>
-      </w:pPr>
-      <w:r>
-        <w:rPr>
-          <w:b/>
-          <w:bCs/>
-        </w:rPr>
-        <w:t>Deployed infrastructure as code</w:t>
-      </w:r>
-      <w:r>
-        <w:t xml:space="preserve"> - Created Terraform configurations for AWS EKS, RDS, ElastiCache, and VPC networking with reusable modules and state management via S3/DynamoDB </w:t>
-      </w:r>
-    </w:p>
-    <w:p>
-      <w:pPr>
-        <w:pStyle w:val="BodyText"/>
-        <w:numPr>
-          <w:ilvl w:val="0"/>
-          <w:numId w:val="13"/>
-        </w:numPr>
-      </w:pPr>
-      <w:r>
-        <w:rPr>
-          <w:b/>
-          <w:bCs/>
-        </w:rPr>
-        <w:t>Established CI/CD automation</w:t>
-      </w:r>
-      <w:r>
-        <w:t xml:space="preserve"> - Implemented GitLab CI pipelines with multi-stage builds, automated testing, container scanning, and Kubernetes deployments via Helm charts </w:t>
-      </w:r>
-    </w:p>
-    <w:p>
-      <w:pPr>
-        <w:pStyle w:val="BodyText"/>
-        <w:numPr>
-          <w:ilvl w:val="0"/>
-          <w:numId w:val="13"/>
-        </w:numPr>
-      </w:pPr>
-      <w:r>
-        <w:rPr>
-          <w:b/>
-          <w:bCs/>
+          <w:numId w:val="14"/>
+        </w:numPr>
+      </w:pPr>
+      <w:r>
+        <w:rPr>
+          <w:b/>
+          <w:bCs/>
+        </w:rPr>
+        <w:t>Deployed campaign in 10 days</w:t>
+      </w:r>
+      <w:r>
+        <w:t xml:space="preserve"> - Built production-ready Twilio IVR system 40% ahead of schedule, enabling on-time national marketing launch </w:t>
+      </w:r>
+    </w:p>
+    <w:p>
+      <w:pPr>
+        <w:pStyle w:val="BodyText"/>
+        <w:numPr>
+          <w:ilvl w:val="0"/>
+          <w:numId w:val="14"/>
+        </w:numPr>
+      </w:pPr>
+      <w:r>
+        <w:rPr>
+          <w:b/>
+          <w:bCs/>
+        </w:rPr>
+        <w:t>Handled 50K+ calls without incidents</w:t>
+      </w:r>
+      <w:r>
+        <w:t xml:space="preserve"> - Architected serverless solution with auto-scaling that maintained &lt;200ms response times during viral traffic spikes </w:t>
+      </w:r>
+    </w:p>
+    <w:p>
+      <w:pPr>
+        <w:pStyle w:val="BodyText"/>
+        <w:numPr>
+          <w:ilvl w:val="0"/>
+          <w:numId w:val="14"/>
+        </w:numPr>
+      </w:pPr>
+      <w:r>
+        <w:rPr>
+          <w:b/>
+          <w:bCs/>
+        </w:rPr>
+        <w:t>Achieved 99.8% recording reliability</w:t>
+      </w:r>
+      <w:r>
+        <w:t xml:space="preserve"> - Implemented fault-tolerant S3 storage pipeline with real-time monitoring and automated retry logic </w:t>
+      </w:r>
+    </w:p>
+    <w:p>
+      <w:pPr>
+        <w:pStyle w:val="BodyText"/>
+        <w:numPr>
+          <w:ilvl w:val="0"/>
+          <w:numId w:val="14"/>
+        </w:numPr>
+      </w:pPr>
+      <w:r>
+        <w:rPr>
+          <w:b/>
+          <w:bCs/>
+        </w:rPr>
+        <w:t>Increased engagement 35%</w:t>
+      </w:r>
+      <w:r>
+        <w:t xml:space="preserve"> - Designed </w:t>
+      </w:r>
+      <w:r>
+        <w:t xml:space="preserve">an </w:t>
+      </w:r>
+      <w:r>
+        <w:t xml:space="preserve">intuitive 4-option menu with SMS callbacks that improved completion rates and user satisfaction </w:t>
+      </w:r>
+    </w:p>
+    <w:p>
+      <w:pPr>
+        <w:pStyle w:val="BodyText"/>
+        <w:numPr>
+          <w:ilvl w:val="0"/>
+          <w:numId w:val="14"/>
+        </w:numPr>
+        <w:spacing w:after="80"/>
+      </w:pPr>
+      <w:r>
+        <w:rPr>
+          <w:b/>
+          <w:bCs/>
+          <w:color w:val="555555"/>
+          <w:sz w:val="18"/>
         </w:rPr>
         <w:t>Tech Stack:</w:t>
       </w:r>
       <w:r>
-        <w:t xml:space="preserve"> AWS (EC2, RDS, EKS, S3), Terraform, GitLab CI, Helm, React.js, PHP Laravel, Kubernetes, PostgreSQL, Redis</w:t>
+        <w:rPr>
+          <w:color w:val="555555"/>
+          <w:sz w:val="18"/>
+        </w:rPr>
+        <w:t xml:space="preserve"> Node.js, Express, Twilio Voice/SMS, AWS S3, PostgreSQL, Vercel (Serverless)</w:t>
       </w:r>
     </w:p>
     <w:p>
@@ -1274,7 +1533,7 @@
           <w:sz w:val="28"/>
           <w:szCs w:val="28"/>
         </w:rPr>
-        <w:t>Pop Secret/PopCorners (2025)</w:t>
+        <w:t>Cogability (2023-2024)</w:t>
       </w:r>
     </w:p>
     <w:p>
@@ -1287,8 +1546,9 @@
           <w:bCs/>
           <w:i/>
           <w:iCs/>
-        </w:rPr>
-        <w:t>Senior Software</w:t>
+          <w:color w:val="2C5F8A"/>
+        </w:rPr>
+        <w:t>Senior Full-Stack</w:t>
       </w:r>
       <w:r>
         <w:rPr>
@@ -1296,6 +1556,7 @@
           <w:bCs/>
           <w:i/>
           <w:iCs/>
+          <w:color w:val="2C5F8A"/>
         </w:rPr>
         <w:t>/DevOps</w:t>
       </w:r>
@@ -1305,6 +1566,7 @@
           <w:bCs/>
           <w:i/>
           <w:iCs/>
+          <w:color w:val="2C5F8A"/>
         </w:rPr>
         <w:t xml:space="preserve"> Engineer</w:t>
       </w:r>
@@ -1321,7 +1583,7 @@
         <w:t>Challenge:</w:t>
       </w:r>
       <w:r>
-        <w:t xml:space="preserve"> National brand needed interactive voice experience for marketing campaign launch, requiring rapid development (2-week timeline) with scalable architecture for viral potential.</w:t>
+        <w:t xml:space="preserve"> Municipal governments manually processing 100K+ parking tickets monthly, requiring 40+ hours of staff time and creating 15-day processing delays.</w:t>
       </w:r>
     </w:p>
     <w:p>
@@ -1336,6 +1598,9 @@
         <w:t>Actions &amp; Results:</w:t>
       </w:r>
       <w:r>
+        <w:rPr>
+          <w:b/>
+        </w:rPr>
         <w:t xml:space="preserve"> </w:t>
       </w:r>
     </w:p>
@@ -1344,100 +1609,120 @@
         <w:pStyle w:val="BodyText"/>
         <w:numPr>
           <w:ilvl w:val="0"/>
-          <w:numId w:val="14"/>
-        </w:numPr>
-      </w:pPr>
-      <w:r>
-        <w:rPr>
-          <w:b/>
-          <w:bCs/>
-        </w:rPr>
-        <w:t>Deployed campaign in 10 days</w:t>
-      </w:r>
-      <w:r>
-        <w:t xml:space="preserve"> - Built production-ready Twilio IVR system 40% ahead of schedule, enabling on-time national marketing launch </w:t>
-      </w:r>
-    </w:p>
-    <w:p>
-      <w:pPr>
-        <w:pStyle w:val="BodyText"/>
-        <w:numPr>
-          <w:ilvl w:val="0"/>
-          <w:numId w:val="14"/>
-        </w:numPr>
-      </w:pPr>
-      <w:r>
-        <w:rPr>
-          <w:b/>
-          <w:bCs/>
-        </w:rPr>
-        <w:t>Handled 50K+ calls without incidents</w:t>
-      </w:r>
-      <w:r>
-        <w:t xml:space="preserve"> - Architected serverless solution with auto-scaling that maintained &lt;200ms response times during viral traffic spikes </w:t>
-      </w:r>
-    </w:p>
-    <w:p>
-      <w:pPr>
-        <w:pStyle w:val="BodyText"/>
-        <w:numPr>
-          <w:ilvl w:val="0"/>
-          <w:numId w:val="14"/>
-        </w:numPr>
-      </w:pPr>
-      <w:r>
-        <w:rPr>
-          <w:b/>
-          <w:bCs/>
-        </w:rPr>
-        <w:t>Achieved 99.8% recording reliability</w:t>
-      </w:r>
-      <w:r>
-        <w:t xml:space="preserve"> - Implemented fault-tolerant S3 storage pipeline with real-time monitoring and automated retry logic </w:t>
-      </w:r>
-    </w:p>
-    <w:p>
-      <w:pPr>
-        <w:pStyle w:val="BodyText"/>
-        <w:numPr>
-          <w:ilvl w:val="0"/>
-          <w:numId w:val="14"/>
-        </w:numPr>
-      </w:pPr>
-      <w:r>
-        <w:rPr>
-          <w:b/>
-          <w:bCs/>
-        </w:rPr>
-        <w:t>Increased engagement 35%</w:t>
-      </w:r>
-      <w:r>
-        <w:t xml:space="preserve"> - Designed </w:t>
-      </w:r>
-      <w:r>
-        <w:t xml:space="preserve">an </w:t>
-      </w:r>
-      <w:r>
-        <w:t xml:space="preserve">intuitive 4-option menu with SMS callbacks that improved completion rates and user satisfaction </w:t>
-      </w:r>
-    </w:p>
-    <w:p>
-      <w:pPr>
-        <w:pStyle w:val="BodyText"/>
-        <w:numPr>
-          <w:ilvl w:val="0"/>
-          <w:numId w:val="14"/>
-        </w:numPr>
-      </w:pPr>
-      <w:r>
-        <w:rPr>
-          <w:b/>
-          <w:bCs/>
+          <w:numId w:val="15"/>
+        </w:numPr>
+      </w:pPr>
+      <w:r>
+        <w:rPr>
+          <w:b/>
+          <w:bCs/>
+        </w:rPr>
+        <w:t>Reduced processing time 85%</w:t>
+      </w:r>
+      <w:r>
+        <w:t xml:space="preserve"> - Built AI-powered document automation platform that decreased ticket processing from 40 hours to 6 hours per month </w:t>
+      </w:r>
+    </w:p>
+    <w:p>
+      <w:pPr>
+        <w:pStyle w:val="BodyText"/>
+        <w:numPr>
+          <w:ilvl w:val="0"/>
+          <w:numId w:val="15"/>
+        </w:numPr>
+      </w:pPr>
+      <w:r>
+        <w:rPr>
+          <w:b/>
+          <w:bCs/>
+        </w:rPr>
+        <w:t>Achieved 99.5% classification accuracy</w:t>
+      </w:r>
+      <w:r>
+        <w:t xml:space="preserve"> - Integrated AWS Textract OCR with Vision LLMs (Claude, GPT-4V) for intelligent document classification, eliminating manual sorting </w:t>
+      </w:r>
+    </w:p>
+    <w:p>
+      <w:pPr>
+        <w:pStyle w:val="BodyText"/>
+        <w:numPr>
+          <w:ilvl w:val="0"/>
+          <w:numId w:val="15"/>
+        </w:numPr>
+      </w:pPr>
+      <w:r>
+        <w:rPr>
+          <w:b/>
+          <w:bCs/>
+        </w:rPr>
+        <w:t>Processed 1.2M+ documents</w:t>
+      </w:r>
+      <w:r>
+        <w:t xml:space="preserve"> - Architected scalable Lambda-based pipeline handling 100K+ PDFs monthly with automated quality validation and error handling </w:t>
+      </w:r>
+    </w:p>
+    <w:p>
+      <w:pPr>
+        <w:pStyle w:val="BodyText"/>
+        <w:numPr>
+          <w:ilvl w:val="0"/>
+          <w:numId w:val="15"/>
+        </w:numPr>
+      </w:pPr>
+      <w:r>
+        <w:rPr>
+          <w:b/>
+          <w:bCs/>
+        </w:rPr>
+        <w:t>Improved data extraction reliability 92%</w:t>
+      </w:r>
+      <w:r>
+        <w:t xml:space="preserve"> - Developed Python ETL workflows with multi-stage validation, reducing manual corrections from 25% to 2% </w:t>
+      </w:r>
+    </w:p>
+    <w:p>
+      <w:pPr>
+        <w:pStyle w:val="BodyText"/>
+        <w:numPr>
+          <w:ilvl w:val="0"/>
+          <w:numId w:val="15"/>
+        </w:numPr>
+      </w:pPr>
+      <w:r>
+        <w:rPr>
+          <w:b/>
+          <w:bCs/>
+        </w:rPr>
+        <w:t>Enabled real-time visibility</w:t>
+      </w:r>
+      <w:r>
+        <w:t xml:space="preserve"> - Created React dashboards with live processing metrics, admin controls, and audit logging for compliance </w:t>
+      </w:r>
+    </w:p>
+    <w:p>
+      <w:pPr>
+        <w:pStyle w:val="BodyText"/>
+        <w:numPr>
+          <w:ilvl w:val="0"/>
+          <w:numId w:val="15"/>
+        </w:numPr>
+        <w:spacing w:after="80"/>
+      </w:pPr>
+      <w:r>
+        <w:rPr>
+          <w:b/>
+          <w:bCs/>
+          <w:color w:val="555555"/>
+          <w:sz w:val="18"/>
         </w:rPr>
         <w:t>Tech Stack:</w:t>
       </w:r>
       <w:r>
-        <w:t xml:space="preserve"> Node.js, Express, Twilio Voice/SMS, AWS S3, PostgreSQL, Vercel (Serverless)</w:t>
+        <w:rPr>
+          <w:color w:val="555555"/>
+          <w:sz w:val="18"/>
+        </w:rPr>
+        <w:t xml:space="preserve"> React, Python, AWS Lambda, Textract, Vision LLMs (Claude/GPT-4V), DynamoDB, S3, CloudWatch</w:t>
       </w:r>
     </w:p>
     <w:p>
@@ -1455,7 +1740,7 @@
           <w:sz w:val="28"/>
           <w:szCs w:val="28"/>
         </w:rPr>
-        <w:t>Cogability (2023-2024)</w:t>
+        <w:t>Shell (2022-2023)</w:t>
       </w:r>
     </w:p>
     <w:p>
@@ -1468,8 +1753,9 @@
           <w:bCs/>
           <w:i/>
           <w:iCs/>
-        </w:rPr>
-        <w:t>Senior Full-Stack</w:t>
+          <w:color w:val="2C5F8A"/>
+        </w:rPr>
+        <w:t>Senior Software</w:t>
       </w:r>
       <w:r>
         <w:rPr>
@@ -1477,6 +1763,7 @@
           <w:bCs/>
           <w:i/>
           <w:iCs/>
+          <w:color w:val="2C5F8A"/>
         </w:rPr>
         <w:t>/DevOps</w:t>
       </w:r>
@@ -1486,6 +1773,7 @@
           <w:bCs/>
           <w:i/>
           <w:iCs/>
+          <w:color w:val="2C5F8A"/>
         </w:rPr>
         <w:t xml:space="preserve"> Engineer</w:t>
       </w:r>
@@ -1502,7 +1790,7 @@
         <w:t>Challenge:</w:t>
       </w:r>
       <w:r>
-        <w:t xml:space="preserve"> Municipal governments manually processing 100K+ parking tickets monthly, requiring 40+ hours of staff time and creating 15-day processing delays.</w:t>
+        <w:t xml:space="preserve"> Energy division needed accurate load forecasting to optimize grid operations, but existing models had 40% error rates causing $2M+ annual inefficiencies.</w:t>
       </w:r>
     </w:p>
     <w:p>
@@ -1517,6 +1805,9 @@
         <w:t>Actions &amp; Results:</w:t>
       </w:r>
       <w:r>
+        <w:rPr>
+          <w:b/>
+        </w:rPr>
         <w:t xml:space="preserve"> </w:t>
       </w:r>
     </w:p>
@@ -1525,113 +1816,193 @@
         <w:pStyle w:val="BodyText"/>
         <w:numPr>
           <w:ilvl w:val="0"/>
-          <w:numId w:val="15"/>
-        </w:numPr>
-      </w:pPr>
-      <w:r>
-        <w:rPr>
-          <w:b/>
-          <w:bCs/>
-        </w:rPr>
-        <w:t>Reduced processing time 85%</w:t>
-      </w:r>
-      <w:r>
-        <w:t xml:space="preserve"> - Built AI-powered document automation platform that decreased ticket processing from 40 hours to 6 hours per month </w:t>
-      </w:r>
-    </w:p>
-    <w:p>
-      <w:pPr>
-        <w:pStyle w:val="BodyText"/>
-        <w:numPr>
-          <w:ilvl w:val="0"/>
-          <w:numId w:val="15"/>
-        </w:numPr>
-      </w:pPr>
-      <w:r>
-        <w:rPr>
-          <w:b/>
-          <w:bCs/>
-        </w:rPr>
-        <w:t>Achieved 99.5% classification accuracy</w:t>
-      </w:r>
-      <w:r>
-        <w:t xml:space="preserve"> - Integrated AWS Textract OCR with Vision LLMs (Claude, GPT-4V) for intelligent document classification, eliminating manual sorting </w:t>
-      </w:r>
-    </w:p>
-    <w:p>
-      <w:pPr>
-        <w:pStyle w:val="BodyText"/>
-        <w:numPr>
-          <w:ilvl w:val="0"/>
-          <w:numId w:val="15"/>
-        </w:numPr>
-      </w:pPr>
-      <w:r>
-        <w:rPr>
-          <w:b/>
-          <w:bCs/>
-        </w:rPr>
-        <w:t>Processed 1.2M+ documents</w:t>
-      </w:r>
-      <w:r>
-        <w:t xml:space="preserve"> - Architected scalable Lambda-based pipeline handling 100K+ PDFs monthly with automated quality validation and error handling </w:t>
-      </w:r>
-    </w:p>
-    <w:p>
-      <w:pPr>
-        <w:pStyle w:val="BodyText"/>
-        <w:numPr>
-          <w:ilvl w:val="0"/>
-          <w:numId w:val="15"/>
-        </w:numPr>
-      </w:pPr>
-      <w:r>
-        <w:rPr>
-          <w:b/>
-          <w:bCs/>
-        </w:rPr>
-        <w:t>Improved data extraction reliability 92%</w:t>
-      </w:r>
-      <w:r>
-        <w:t xml:space="preserve"> - Developed Python ETL workflows with multi-stage validation, reducing manual corrections from 25% to 2% </w:t>
-      </w:r>
-    </w:p>
-    <w:p>
-      <w:pPr>
-        <w:pStyle w:val="BodyText"/>
-        <w:numPr>
-          <w:ilvl w:val="0"/>
-          <w:numId w:val="15"/>
-        </w:numPr>
-      </w:pPr>
-      <w:r>
-        <w:rPr>
-          <w:b/>
-          <w:bCs/>
-        </w:rPr>
-        <w:t>Enabled real-time visibility</w:t>
-      </w:r>
-      <w:r>
-        <w:t xml:space="preserve"> - Created React dashboards with live processing metrics, admin controls, and audit logging for compliance </w:t>
-      </w:r>
-    </w:p>
-    <w:p>
-      <w:pPr>
-        <w:pStyle w:val="BodyText"/>
-        <w:numPr>
-          <w:ilvl w:val="0"/>
-          <w:numId w:val="15"/>
-        </w:numPr>
-      </w:pPr>
-      <w:r>
-        <w:rPr>
-          <w:b/>
-          <w:bCs/>
+          <w:numId w:val="16"/>
+        </w:numPr>
+      </w:pPr>
+      <w:r>
+        <w:rPr>
+          <w:b/>
+          <w:bCs/>
+        </w:rPr>
+        <w:t>Reduced forecasting errors 30%</w:t>
+      </w:r>
+      <w:r>
+        <w:t xml:space="preserve"> - Developed ensemble ML models using TensorFlow and scikit-learn, improving prediction accuracy from 60% to 90% and saving $600K+ annually </w:t>
+      </w:r>
+    </w:p>
+    <w:p>
+      <w:pPr>
+        <w:pStyle w:val="BodyText"/>
+        <w:numPr>
+          <w:ilvl w:val="0"/>
+          <w:numId w:val="16"/>
+        </w:numPr>
+      </w:pPr>
+      <w:r>
+        <w:rPr>
+          <w:b/>
+          <w:bCs/>
+        </w:rPr>
+        <w:t>Scaled to 10M+ daily events</w:t>
+      </w:r>
+      <w:r>
+        <w:t xml:space="preserve"> - Architected event-driven microservices platform on AWS EKS/GCP GKE with Kafka streaming, processing real-time sensor data with &lt;5s latency </w:t>
+      </w:r>
+    </w:p>
+    <w:p>
+      <w:pPr>
+        <w:pStyle w:val="BodyText"/>
+        <w:numPr>
+          <w:ilvl w:val="0"/>
+          <w:numId w:val="16"/>
+        </w:numPr>
+      </w:pPr>
+      <w:r>
+        <w:rPr>
+          <w:b/>
+          <w:bCs/>
+        </w:rPr>
+        <w:t>Accelerated model iteration 50%</w:t>
+      </w:r>
+      <w:r>
+        <w:t xml:space="preserve"> - Implemented MLflow experiment tracking and Airflow orchestration, reducing model retraining cycle from 4 days to 2 days</w:t>
+      </w:r>
+    </w:p>
+    <w:p>
+      <w:pPr>
+        <w:pStyle w:val="BodyText"/>
+        <w:numPr>
+          <w:ilvl w:val="0"/>
+          <w:numId w:val="16"/>
+        </w:numPr>
+      </w:pPr>
+      <w:r>
+        <w:rPr>
+          <w:b/>
+          <w:bCs/>
+        </w:rPr>
+        <w:t>Achieved 99.9% API uptime</w:t>
+      </w:r>
+      <w:r>
+        <w:t xml:space="preserve"> - Built high-performance Python FastAPI async services handling 5K requests/second with automated health checks and graceful degradation </w:t>
+      </w:r>
+    </w:p>
+    <w:p>
+      <w:pPr>
+        <w:pStyle w:val="BodyText"/>
+        <w:numPr>
+          <w:ilvl w:val="0"/>
+          <w:numId w:val="16"/>
+        </w:numPr>
+      </w:pPr>
+      <w:r>
+        <w:rPr>
+          <w:b/>
+          <w:bCs/>
+        </w:rPr>
+        <w:t>Improved deployment velocity 3x</w:t>
+      </w:r>
+      <w:r>
+        <w:t xml:space="preserve"> - Established GitOps workflows with ArgoCD deploying 15+ microservices across multi-cloud environments </w:t>
+      </w:r>
+    </w:p>
+    <w:p>
+      <w:pPr>
+        <w:pStyle w:val="BodyText"/>
+        <w:numPr>
+          <w:ilvl w:val="0"/>
+          <w:numId w:val="16"/>
+        </w:numPr>
+      </w:pPr>
+      <w:r>
+        <w:rPr>
+          <w:b/>
+          <w:bCs/>
+        </w:rPr>
+        <w:t>Managed multi-cloud infrastructure</w:t>
+      </w:r>
+      <w:r>
+        <w:t xml:space="preserve"> - Authored Terraform configurations for hybrid AWS/GCP deployments including EKS/GKE clusters, VPC peering, IAM policies, and service accounts </w:t>
+      </w:r>
+    </w:p>
+    <w:p>
+      <w:pPr>
+        <w:pStyle w:val="BodyText"/>
+        <w:numPr>
+          <w:ilvl w:val="0"/>
+          <w:numId w:val="16"/>
+        </w:numPr>
+      </w:pPr>
+      <w:r>
+        <w:rPr>
+          <w:b/>
+          <w:bCs/>
+        </w:rPr>
+        <w:t>Built robust CI/CD pipelines</w:t>
+      </w:r>
+      <w:r>
+        <w:t xml:space="preserve"> - Created Jenkins and GitHub Actions pipelines with automated testing, Docker builds, vulnerability scanning, and ArgoCD sync for GitOps deployments </w:t>
+      </w:r>
+    </w:p>
+    <w:p>
+      <w:pPr>
+        <w:pStyle w:val="BodyText"/>
+        <w:numPr>
+          <w:ilvl w:val="0"/>
+          <w:numId w:val="16"/>
+        </w:numPr>
+      </w:pPr>
+      <w:r>
+        <w:rPr>
+          <w:b/>
+          <w:bCs/>
+        </w:rPr>
+        <w:t>Collaborated cross-functionally</w:t>
+      </w:r>
+      <w:r>
+        <w:t xml:space="preserve"> - Partnered with 8-member engineering team using pair programming, code reviews, and agile sprints </w:t>
+      </w:r>
+    </w:p>
+    <w:p>
+      <w:pPr>
+        <w:pStyle w:val="BodyText"/>
+        <w:numPr>
+          <w:ilvl w:val="0"/>
+          <w:numId w:val="16"/>
+        </w:numPr>
+        <w:spacing w:after="80"/>
+      </w:pPr>
+      <w:r>
+        <w:rPr>
+          <w:b/>
+          <w:bCs/>
+          <w:color w:val="555555"/>
+          <w:sz w:val="18"/>
         </w:rPr>
         <w:t>Tech Stack:</w:t>
       </w:r>
       <w:r>
-        <w:t xml:space="preserve"> React, Python, AWS Lambda, Textract, Vision LLMs (Claude/GPT-4V), DynamoDB, S3, CloudWatch</w:t>
+        <w:rPr>
+          <w:color w:val="555555"/>
+          <w:sz w:val="18"/>
+        </w:rPr>
+        <w:t xml:space="preserve"> Python, </w:t>
+      </w:r>
+      <w:proofErr w:type="spellStart"/>
+      <w:r>
+        <w:rPr>
+          <w:color w:val="555555"/>
+          <w:sz w:val="18"/>
+        </w:rPr>
+        <w:t>FastAPI</w:t>
+      </w:r>
+      <w:proofErr w:type="spellEnd"/>
+      <w:r>
+        <w:rPr>
+          <w:color w:val="555555"/>
+          <w:sz w:val="18"/>
+        </w:rPr>
+        <w:t>, Django, TensorFlow, Terraform, Jenkins, GitHub Actions, ArgoCD, AWS EKS, GCP GKE, Kafka, MLflow, Airflow, PostgreSQL, Redis</w:t>
       </w:r>
     </w:p>
     <w:p>
@@ -1649,7 +2020,7 @@
           <w:sz w:val="28"/>
           <w:szCs w:val="28"/>
         </w:rPr>
-        <w:t>Shell (2022-2023)</w:t>
+        <w:t>PredictiveHR (2021-2023)</w:t>
       </w:r>
     </w:p>
     <w:p>
@@ -1662,26 +2033,477 @@
           <w:bCs/>
           <w:i/>
           <w:iCs/>
-        </w:rPr>
-        <w:t>Senior Software</w:t>
-      </w:r>
+          <w:color w:val="2C5F8A"/>
+        </w:rPr>
+        <w:t>Senior Full-Stack Engineer</w:t>
+      </w:r>
+    </w:p>
+    <w:p>
+      <w:pPr>
+        <w:pStyle w:val="BodyText"/>
+      </w:pPr>
+      <w:r>
+        <w:rPr>
+          <w:b/>
+          <w:bCs/>
+        </w:rPr>
+        <w:t>Challenge:</w:t>
+      </w:r>
+      <w:r>
+        <w:t xml:space="preserve"> HR teams lacked predictive workforce planning tools, relying on manual spreadsheets causing 30-day forecasting delays and 40% inaccuracy in attrition prediction.</w:t>
+      </w:r>
+    </w:p>
+    <w:p>
+      <w:pPr>
+        <w:pStyle w:val="BodyText"/>
+      </w:pPr>
+      <w:r>
+        <w:rPr>
+          <w:b/>
+          <w:bCs/>
+        </w:rPr>
+        <w:t>Actions &amp; Results:</w:t>
+      </w:r>
+      <w:r>
+        <w:rPr>
+          <w:b/>
+        </w:rPr>
+        <w:t xml:space="preserve"> </w:t>
+      </w:r>
+    </w:p>
+    <w:p>
+      <w:pPr>
+        <w:pStyle w:val="BodyText"/>
+        <w:numPr>
+          <w:ilvl w:val="0"/>
+          <w:numId w:val="17"/>
+        </w:numPr>
+      </w:pPr>
+      <w:r>
+        <w:rPr>
+          <w:b/>
+          <w:bCs/>
+        </w:rPr>
+        <w:t>Improved attrition prediction 250%</w:t>
+      </w:r>
+      <w:r>
+        <w:t xml:space="preserve"> - Built ML-powered analytics platform increasing accuracy from 40% to 85%, enabling proactive retention strategies that reduced turnover 15% </w:t>
+      </w:r>
+    </w:p>
+    <w:p>
+      <w:pPr>
+        <w:pStyle w:val="BodyText"/>
+        <w:numPr>
+          <w:ilvl w:val="0"/>
+          <w:numId w:val="17"/>
+        </w:numPr>
+      </w:pPr>
+      <w:r>
+        <w:rPr>
+          <w:b/>
+          <w:bCs/>
+        </w:rPr>
+        <w:t>Reduced forecasting time 95%</w:t>
+      </w:r>
+      <w:r>
+        <w:t xml:space="preserve"> - Architected automated data pipelines with AWS Glue and Redshift, decreasing workforce planning cycle from 30 days to 1.5 days </w:t>
+      </w:r>
+      <w:r>
+        <w:t>–</w:t>
+      </w:r>
+      <w:r>
+        <w:t xml:space="preserve"> </w:t>
+      </w:r>
+    </w:p>
+    <w:p>
+      <w:pPr>
+        <w:pStyle w:val="BodyText"/>
+        <w:numPr>
+          <w:ilvl w:val="0"/>
+          <w:numId w:val="17"/>
+        </w:numPr>
+      </w:pPr>
+      <w:r>
+        <w:rPr>
+          <w:b/>
+          <w:bCs/>
+        </w:rPr>
+        <w:t>Integrated 3 major HR systems</w:t>
+      </w:r>
+      <w:r>
+        <w:t xml:space="preserve"> - Implemented AppFlow connectors for Workday, ADP, and BambooHR, automating data sync and eliminating 20 hours/week of manual entry </w:t>
+      </w:r>
+    </w:p>
+    <w:p>
+      <w:pPr>
+        <w:pStyle w:val="BodyText"/>
+        <w:numPr>
+          <w:ilvl w:val="0"/>
+          <w:numId w:val="17"/>
+        </w:numPr>
+      </w:pPr>
+      <w:r>
+        <w:rPr>
+          <w:b/>
+          <w:bCs/>
+        </w:rPr>
+        <w:t>Achieved production-grade quality</w:t>
+      </w:r>
+      <w:r>
+        <w:t xml:space="preserve"> - Developed comprehensive testing framework with 90% code coverage, reducing production incidents 80% post-launch </w:t>
+      </w:r>
+    </w:p>
+    <w:p>
+      <w:pPr>
+        <w:pStyle w:val="BodyText"/>
+        <w:numPr>
+          <w:ilvl w:val="0"/>
+          <w:numId w:val="17"/>
+        </w:numPr>
+      </w:pPr>
+      <w:r>
+        <w:rPr>
+          <w:b/>
+          <w:bCs/>
+        </w:rPr>
+        <w:t>Enabled real-time insights</w:t>
+      </w:r>
+      <w:r>
+        <w:t xml:space="preserve"> - Created interactive React dashboards visualizing predictive models, headcount trends, and cost forecasts used by 200+ HR professionals </w:t>
+      </w:r>
+    </w:p>
+    <w:p>
+      <w:pPr>
+        <w:pStyle w:val="BodyText"/>
+        <w:numPr>
+          <w:ilvl w:val="0"/>
+          <w:numId w:val="17"/>
+        </w:numPr>
+      </w:pPr>
+      <w:r>
+        <w:rPr>
+          <w:b/>
+          <w:bCs/>
+        </w:rPr>
+        <w:t>Deployed scalable infrastructure</w:t>
+      </w:r>
+      <w:r>
+        <w:t xml:space="preserve"> - Designed AWS CDK IaC deploying serverless architecture that auto-scaled to 10K concurrent users </w:t>
+      </w:r>
+    </w:p>
+    <w:p>
+      <w:pPr>
+        <w:pStyle w:val="BodyText"/>
+        <w:numPr>
+          <w:ilvl w:val="0"/>
+          <w:numId w:val="17"/>
+        </w:numPr>
+      </w:pPr>
+      <w:r>
+        <w:rPr>
+          <w:b/>
+          <w:bCs/>
+        </w:rPr>
+        <w:t>Implemented infrastructure automation</w:t>
+      </w:r>
+      <w:r>
+        <w:t xml:space="preserve"> - Built Terraform modules for data pipeline infrastructure (Glue, Redshift, S3, IAM) with environment-specific variable files </w:t>
+      </w:r>
+    </w:p>
+    <w:p>
+      <w:pPr>
+        <w:pStyle w:val="BodyText"/>
+        <w:numPr>
+          <w:ilvl w:val="0"/>
+          <w:numId w:val="17"/>
+        </w:numPr>
+      </w:pPr>
+      <w:r>
+        <w:rPr>
+          <w:b/>
+          <w:bCs/>
+        </w:rPr>
+        <w:t>Automated deployment workflows</w:t>
+      </w:r>
+      <w:r>
+        <w:t xml:space="preserve"> - Created AWS CodePipeline CI/CD with CodeBuild for testing, CDK synth/deploy, and automated rollback on CloudWatch alarm triggers </w:t>
+      </w:r>
+    </w:p>
+    <w:p>
+      <w:pPr>
+        <w:pStyle w:val="BodyText"/>
+        <w:numPr>
+          <w:ilvl w:val="0"/>
+          <w:numId w:val="17"/>
+        </w:numPr>
+        <w:spacing w:after="80"/>
+      </w:pPr>
+      <w:r>
+        <w:rPr>
+          <w:b/>
+          <w:bCs/>
+          <w:color w:val="555555"/>
+          <w:sz w:val="18"/>
+        </w:rPr>
+        <w:t>Tech Stack:</w:t>
+      </w:r>
+      <w:r>
+        <w:rPr>
+          <w:color w:val="555555"/>
+          <w:sz w:val="18"/>
+        </w:rPr>
+        <w:t xml:space="preserve"> React, TypeScript, Python, AWS CDK, Terraform, CodePipeline, Lambda, Redshift, Glue, AppFlow, SageMaker, CloudWatch</w:t>
+      </w:r>
+    </w:p>
+    <w:p>
+      <w:pPr>
+        <w:pStyle w:val="BodyText"/>
+        <w:rPr>
+          <w:sz w:val="28"/>
+          <w:szCs w:val="28"/>
+        </w:rPr>
+      </w:pPr>
+      <w:r>
+        <w:rPr>
+          <w:b/>
+          <w:bCs/>
+          <w:sz w:val="28"/>
+          <w:szCs w:val="28"/>
+        </w:rPr>
+        <w:t>BetaCom (2020-2021)</w:t>
+      </w:r>
+    </w:p>
+    <w:p>
+      <w:pPr>
+        <w:pStyle w:val="BodyText"/>
+      </w:pPr>
       <w:r>
         <w:rPr>
           <w:b/>
           <w:bCs/>
           <w:i/>
           <w:iCs/>
-        </w:rPr>
-        <w:t>/DevOps</w:t>
-      </w:r>
+          <w:color w:val="2C5F8A"/>
+        </w:rPr>
+        <w:t>Lead Full-Stack Engineer</w:t>
+      </w:r>
+    </w:p>
+    <w:p>
+      <w:pPr>
+        <w:pStyle w:val="BodyText"/>
+      </w:pPr>
+      <w:r>
+        <w:rPr>
+          <w:b/>
+          <w:bCs/>
+        </w:rPr>
+        <w:t>Challenge:</w:t>
+      </w:r>
+      <w:r>
+        <w:t xml:space="preserve"> 5G network operations team lacked real-time visibility into network performance, experiencing 5-10 minute delays in incident detection leading to $500K+ in SLA penalties.</w:t>
+      </w:r>
+    </w:p>
+    <w:p>
+      <w:pPr>
+        <w:pStyle w:val="BodyText"/>
+      </w:pPr>
+      <w:r>
+        <w:rPr>
+          <w:b/>
+          <w:bCs/>
+        </w:rPr>
+        <w:t>Actions &amp; Results:</w:t>
+      </w:r>
+      <w:r>
+        <w:rPr>
+          <w:b/>
+        </w:rPr>
+        <w:t xml:space="preserve"> </w:t>
+      </w:r>
+    </w:p>
+    <w:p>
+      <w:pPr>
+        <w:pStyle w:val="BodyText"/>
+        <w:numPr>
+          <w:ilvl w:val="0"/>
+          <w:numId w:val="21"/>
+        </w:numPr>
+      </w:pPr>
+      <w:r>
+        <w:rPr>
+          <w:b/>
+          <w:bCs/>
+        </w:rPr>
+        <w:t>Reduced incident detection time 95%</w:t>
+      </w:r>
+      <w:r>
+        <w:t xml:space="preserve">: </w:t>
+      </w:r>
+      <w:r>
+        <w:t xml:space="preserve">Built real-time monitoring dashboard with sub-second WebSocket updates, decreasing alert latency from 8 minutes to 20 seconds and reducing SLA penalties 75% </w:t>
+      </w:r>
+    </w:p>
+    <w:p>
+      <w:pPr>
+        <w:pStyle w:val="BodyText"/>
+        <w:numPr>
+          <w:ilvl w:val="0"/>
+          <w:numId w:val="21"/>
+        </w:numPr>
+      </w:pPr>
+      <w:r>
+        <w:rPr>
+          <w:b/>
+          <w:bCs/>
+        </w:rPr>
+        <w:t>Scaled to 50M+ daily events</w:t>
+      </w:r>
+      <w:r>
+        <w:t xml:space="preserve">: </w:t>
+      </w:r>
+      <w:r>
+        <w:t xml:space="preserve"> Architected Kafka streaming platform with Python FastAPI async backend processing high-volume network telemetry with 99.95% delivery guarantee </w:t>
+      </w:r>
+    </w:p>
+    <w:p>
+      <w:pPr>
+        <w:pStyle w:val="BodyText"/>
+        <w:numPr>
+          <w:ilvl w:val="0"/>
+          <w:numId w:val="21"/>
+        </w:numPr>
+      </w:pPr>
+      <w:r>
+        <w:rPr>
+          <w:b/>
+          <w:bCs/>
+        </w:rPr>
+        <w:t>Improved network visibility 10x</w:t>
+      </w:r>
+      <w:r>
+        <w:t xml:space="preserve">: </w:t>
+      </w:r>
+      <w:r>
+        <w:t xml:space="preserve">Created interactive React dashboards with live charts, heat maps, and performance metrics used by 50+ network engineers for rapid troubleshooting </w:t>
+      </w:r>
+    </w:p>
+    <w:p>
+      <w:pPr>
+        <w:pStyle w:val="BodyText"/>
+        <w:numPr>
+          <w:ilvl w:val="0"/>
+          <w:numId w:val="21"/>
+        </w:numPr>
+      </w:pPr>
+      <w:r>
+        <w:rPr>
+          <w:b/>
+          <w:bCs/>
+        </w:rPr>
+        <w:t>Optimized query performance 80%</w:t>
+      </w:r>
+      <w:r>
+        <w:t xml:space="preserve">: </w:t>
+      </w:r>
+      <w:r>
+        <w:t xml:space="preserve">Designed PostgreSQL time-series schema with partitioning and indexing, reducing dashboard load times from 15s to 3s  </w:t>
+      </w:r>
+    </w:p>
+    <w:p>
+      <w:pPr>
+        <w:pStyle w:val="BodyText"/>
+        <w:numPr>
+          <w:ilvl w:val="0"/>
+          <w:numId w:val="21"/>
+        </w:numPr>
+      </w:pPr>
+      <w:r>
+        <w:rPr>
+          <w:b/>
+          <w:bCs/>
+        </w:rPr>
+        <w:t>Enabled predictive maintenance</w:t>
+      </w:r>
+      <w:r>
+        <w:t>:</w:t>
+      </w:r>
+      <w:r>
+        <w:t xml:space="preserve"> Implemented Redis caching and anomaly detection algorithms identifying issues 30 minutes before customer impact </w:t>
+      </w:r>
+    </w:p>
+    <w:p>
+      <w:pPr>
+        <w:pStyle w:val="BodyText"/>
+        <w:numPr>
+          <w:ilvl w:val="0"/>
+          <w:numId w:val="21"/>
+        </w:numPr>
+        <w:spacing w:after="80"/>
+      </w:pPr>
+      <w:r>
+        <w:rPr>
+          <w:b/>
+          <w:bCs/>
+          <w:color w:val="555555"/>
+          <w:sz w:val="18"/>
+        </w:rPr>
+        <w:t>Tech Stack:</w:t>
+      </w:r>
+      <w:r>
+        <w:rPr>
+          <w:color w:val="555555"/>
+          <w:sz w:val="18"/>
+        </w:rPr>
+        <w:t xml:space="preserve"> React, Python, </w:t>
+      </w:r>
+      <w:proofErr w:type="spellStart"/>
+      <w:r>
+        <w:rPr>
+          <w:color w:val="555555"/>
+          <w:sz w:val="18"/>
+        </w:rPr>
+        <w:t>FastAPI</w:t>
+      </w:r>
+      <w:proofErr w:type="spellEnd"/>
+      <w:r>
+        <w:rPr>
+          <w:color w:val="555555"/>
+          <w:sz w:val="18"/>
+        </w:rPr>
+        <w:t xml:space="preserve"> (async), Apache Kafka, PostgreSQL (TimescaleDB), Redis, WebSockets, D3.js</w:t>
+      </w:r>
+    </w:p>
+    <w:p>
+      <w:pPr>
+        <w:pStyle w:val="BodyText"/>
+        <w:rPr>
+          <w:sz w:val="28"/>
+          <w:szCs w:val="28"/>
+        </w:rPr>
+      </w:pPr>
+      <w:r>
+        <w:rPr>
+          <w:b/>
+          <w:bCs/>
+          <w:sz w:val="28"/>
+          <w:szCs w:val="28"/>
+        </w:rPr>
+        <w:t>Fidelity Labs (2020-2023)</w:t>
+      </w:r>
+    </w:p>
+    <w:p>
+      <w:pPr>
+        <w:pStyle w:val="BodyText"/>
+      </w:pPr>
       <w:r>
         <w:rPr>
           <w:b/>
           <w:bCs/>
           <w:i/>
           <w:iCs/>
-        </w:rPr>
-        <w:t xml:space="preserve"> Engineer</w:t>
+          <w:color w:val="2C5F8A"/>
+        </w:rPr>
+        <w:t>Senior Software Engineer</w:t>
       </w:r>
     </w:p>
     <w:p>
@@ -1696,7 +2518,7 @@
         <w:t>Challenge:</w:t>
       </w:r>
       <w:r>
-        <w:t xml:space="preserve"> Energy division needed accurate load forecasting to optimize grid operations, but existing models had 40% error rates causing $2M+ annual inefficiencies.</w:t>
+        <w:t xml:space="preserve"> Financial services firm needed SOC2-compliant RegTech platform to process millions of regulatory transactions while maintaining 99.99% uptime and sub-second response times.</w:t>
       </w:r>
     </w:p>
     <w:p>
@@ -1711,6 +2533,9 @@
         <w:t>Actions &amp; Results:</w:t>
       </w:r>
       <w:r>
+        <w:rPr>
+          <w:b/>
+        </w:rPr>
         <w:t xml:space="preserve"> </w:t>
       </w:r>
     </w:p>
@@ -1719,178 +2544,111 @@
         <w:pStyle w:val="BodyText"/>
         <w:numPr>
           <w:ilvl w:val="0"/>
-          <w:numId w:val="16"/>
-        </w:numPr>
-      </w:pPr>
-      <w:r>
-        <w:rPr>
-          <w:b/>
-          <w:bCs/>
-        </w:rPr>
-        <w:t>Reduced forecasting errors 30%</w:t>
-      </w:r>
-      <w:r>
-        <w:t xml:space="preserve"> - Developed ensemble ML models using TensorFlow and scikit-learn, improving prediction accuracy from 60% to 90% and saving $600K+ annually </w:t>
-      </w:r>
-    </w:p>
-    <w:p>
-      <w:pPr>
-        <w:pStyle w:val="BodyText"/>
-        <w:numPr>
-          <w:ilvl w:val="0"/>
-          <w:numId w:val="16"/>
-        </w:numPr>
-      </w:pPr>
-      <w:r>
-        <w:rPr>
-          <w:b/>
-          <w:bCs/>
-        </w:rPr>
-        <w:t>Scaled to 10M+ daily events</w:t>
-      </w:r>
-      <w:r>
-        <w:t xml:space="preserve"> - Architected event-driven microservices platform on AWS EKS/GCP GKE with Kafka streaming, processing real-time sensor data with &lt;5s latency </w:t>
-      </w:r>
-    </w:p>
-    <w:p>
-      <w:pPr>
-        <w:pStyle w:val="BodyText"/>
-        <w:numPr>
-          <w:ilvl w:val="0"/>
-          <w:numId w:val="16"/>
-        </w:numPr>
-      </w:pPr>
-      <w:r>
-        <w:rPr>
-          <w:b/>
-          <w:bCs/>
-        </w:rPr>
-        <w:t>Accelerated model iteration 50%</w:t>
-      </w:r>
-      <w:r>
-        <w:t xml:space="preserve"> - Implemented MLflow experiment tracking and Airflow orchestration, reducing model retraining cycle from 4 days to 2 days</w:t>
-      </w:r>
-    </w:p>
-    <w:p>
-      <w:pPr>
-        <w:pStyle w:val="BodyText"/>
-        <w:numPr>
-          <w:ilvl w:val="0"/>
-          <w:numId w:val="16"/>
-        </w:numPr>
-      </w:pPr>
-      <w:r>
-        <w:rPr>
-          <w:b/>
-          <w:bCs/>
-        </w:rPr>
-        <w:t>Achieved 99.9% API uptime</w:t>
-      </w:r>
-      <w:r>
-        <w:t xml:space="preserve"> - Built high-performance Python FastAPI async services handling 5K requests/second with automated health checks and graceful degradation </w:t>
-      </w:r>
-    </w:p>
-    <w:p>
-      <w:pPr>
-        <w:pStyle w:val="BodyText"/>
-        <w:numPr>
-          <w:ilvl w:val="0"/>
-          <w:numId w:val="16"/>
-        </w:numPr>
-      </w:pPr>
-      <w:r>
-        <w:rPr>
-          <w:b/>
-          <w:bCs/>
-        </w:rPr>
-        <w:t>Improved deployment velocity 3x</w:t>
-      </w:r>
-      <w:r>
-        <w:t xml:space="preserve"> - Established GitOps workflows with ArgoCD deploying 15+ microservices across multi-cloud environments </w:t>
-      </w:r>
-    </w:p>
-    <w:p>
-      <w:pPr>
-        <w:pStyle w:val="BodyText"/>
-        <w:numPr>
-          <w:ilvl w:val="0"/>
-          <w:numId w:val="16"/>
-        </w:numPr>
-      </w:pPr>
-      <w:r>
-        <w:rPr>
-          <w:b/>
-          <w:bCs/>
-        </w:rPr>
-        <w:t>Managed multi-cloud infrastructure</w:t>
-      </w:r>
-      <w:r>
-        <w:t xml:space="preserve"> - Authored Terraform configurations for hybrid AWS/GCP deployments including EKS/GKE clusters, VPC peering, IAM policies, and service accounts </w:t>
-      </w:r>
-    </w:p>
-    <w:p>
-      <w:pPr>
-        <w:pStyle w:val="BodyText"/>
-        <w:numPr>
-          <w:ilvl w:val="0"/>
-          <w:numId w:val="16"/>
-        </w:numPr>
-      </w:pPr>
-      <w:r>
-        <w:rPr>
-          <w:b/>
-          <w:bCs/>
-        </w:rPr>
-        <w:t>Built robust CI/CD pipelines</w:t>
-      </w:r>
-      <w:r>
-        <w:t xml:space="preserve"> - Created Jenkins and GitHub Actions pipelines with automated testing, Docker builds, vulnerability scanning, and ArgoCD sync for GitOps deployments </w:t>
-      </w:r>
-    </w:p>
-    <w:p>
-      <w:pPr>
-        <w:pStyle w:val="BodyText"/>
-        <w:numPr>
-          <w:ilvl w:val="0"/>
-          <w:numId w:val="16"/>
-        </w:numPr>
-      </w:pPr>
-      <w:r>
-        <w:rPr>
-          <w:b/>
-          <w:bCs/>
-        </w:rPr>
-        <w:t>Collaborated cross-functionally</w:t>
-      </w:r>
-      <w:r>
-        <w:t xml:space="preserve"> - Partnered with 8-member engineering team using pair programming, code reviews, and agile sprints </w:t>
-      </w:r>
-    </w:p>
-    <w:p>
-      <w:pPr>
-        <w:pStyle w:val="BodyText"/>
-        <w:numPr>
-          <w:ilvl w:val="0"/>
-          <w:numId w:val="16"/>
-        </w:numPr>
-      </w:pPr>
-      <w:r>
-        <w:rPr>
-          <w:b/>
-          <w:bCs/>
+          <w:numId w:val="23"/>
+        </w:numPr>
+      </w:pPr>
+      <w:r>
+        <w:rPr>
+          <w:b/>
+          <w:bCs/>
+        </w:rPr>
+        <w:t>Achieved 99.995% uptime</w:t>
+      </w:r>
+      <w:r>
+        <w:t xml:space="preserve"> - Architected multi-cloud infrastructure (AWS/GCP) with auto-failover and disaster recovery, exceeding 99.99% SLA and maintaining zero critical incidents </w:t>
+      </w:r>
+    </w:p>
+    <w:p>
+      <w:pPr>
+        <w:pStyle w:val="BodyText"/>
+        <w:numPr>
+          <w:ilvl w:val="0"/>
+          <w:numId w:val="23"/>
+        </w:numPr>
+      </w:pPr>
+      <w:r>
+        <w:rPr>
+          <w:b/>
+          <w:bCs/>
+        </w:rPr>
+        <w:t>Improved compliance accuracy 45%</w:t>
+      </w:r>
+      <w:r>
+        <w:rPr>
+          <w:b/>
+          <w:bCs/>
+        </w:rPr>
+        <w:t xml:space="preserve"> </w:t>
+      </w:r>
+      <w:r>
+        <w:t>-</w:t>
+      </w:r>
+      <w:r>
+        <w:t xml:space="preserve"> Implemented BERT-based NLP models for regulatory document classification, reducing false positives from 30% to 15% - </w:t>
+      </w:r>
+    </w:p>
+    <w:p>
+      <w:pPr>
+        <w:pStyle w:val="BodyText"/>
+        <w:numPr>
+          <w:ilvl w:val="0"/>
+          <w:numId w:val="23"/>
+        </w:numPr>
+      </w:pPr>
+      <w:r>
+        <w:rPr>
+          <w:b/>
+          <w:bCs/>
+        </w:rPr>
+        <w:t>Scaled to 10K+ requests/second</w:t>
+      </w:r>
+      <w:r>
+        <w:t xml:space="preserve"> - Built high-performance Java Spring microservices with ReactJS frontend handling peak transaction volumes during regulatory reporting periods </w:t>
+      </w:r>
+    </w:p>
+    <w:p>
+      <w:pPr>
+        <w:pStyle w:val="BodyText"/>
+        <w:numPr>
+          <w:ilvl w:val="0"/>
+          <w:numId w:val="23"/>
+        </w:numPr>
+      </w:pPr>
+      <w:r>
+        <w:rPr>
+          <w:b/>
+          <w:bCs/>
+        </w:rPr>
+        <w:t>Accelerated platform development</w:t>
+      </w:r>
+      <w:r>
+        <w:t xml:space="preserve"> - Key contributor to saifr.ai platform launch, delivering core features on schedule in agile 2-week sprints </w:t>
+      </w:r>
+    </w:p>
+    <w:p>
+      <w:pPr>
+        <w:pStyle w:val="BodyText"/>
+        <w:numPr>
+          <w:ilvl w:val="0"/>
+          <w:numId w:val="23"/>
+        </w:numPr>
+        <w:spacing w:after="80"/>
+      </w:pPr>
+      <w:r>
+        <w:rPr>
+          <w:b/>
+          <w:bCs/>
+          <w:color w:val="555555"/>
+          <w:sz w:val="18"/>
         </w:rPr>
         <w:t>Tech Stack:</w:t>
       </w:r>
       <w:r>
-        <w:t xml:space="preserve"> Python, </w:t>
-      </w:r>
-      <w:proofErr w:type="spellStart"/>
-      <w:r>
-        <w:t>FastAPI</w:t>
-      </w:r>
-      <w:proofErr w:type="spellEnd"/>
-      <w:r>
-        <w:t>, Django, TensorFlow, Terraform, Jenkins, GitHub Actions, ArgoCD, AWS EKS, GCP GKE, Kafka, MLflow, Airflow, PostgreSQL, Redis</w:t>
+        <w:rPr>
+          <w:color w:val="555555"/>
+          <w:sz w:val="18"/>
+        </w:rPr>
+        <w:t xml:space="preserve"> ReactJS, Java Spring Boot, Python, BERT/Transformers, AWS, GCP, Kafka, PostgreSQL, Redis</w:t>
       </w:r>
     </w:p>
     <w:p>
@@ -1908,7 +2666,7 @@
           <w:sz w:val="28"/>
           <w:szCs w:val="28"/>
         </w:rPr>
-        <w:t>PredictiveHR (2021-2023)</w:t>
+        <w:t>Regis Corporation (2018-2022)</w:t>
       </w:r>
     </w:p>
     <w:p>
@@ -1921,8 +2679,29 @@
           <w:bCs/>
           <w:i/>
           <w:iCs/>
-        </w:rPr>
-        <w:t>Senior Full-Stack Engineer</w:t>
+          <w:color w:val="2C5F8A"/>
+        </w:rPr>
+        <w:t>Senior Full-Stack</w:t>
+      </w:r>
+      <w:r>
+        <w:rPr>
+          <w:b/>
+          <w:bCs/>
+          <w:i/>
+          <w:iCs/>
+          <w:color w:val="2C5F8A"/>
+        </w:rPr>
+        <w:t>/DevOps</w:t>
+      </w:r>
+      <w:r>
+        <w:rPr>
+          <w:b/>
+          <w:bCs/>
+          <w:i/>
+          <w:iCs/>
+          <w:color w:val="2C5F8A"/>
+        </w:rPr>
+        <w:t xml:space="preserve"> Developer</w:t>
       </w:r>
     </w:p>
     <w:p>
@@ -1937,7 +2716,7 @@
         <w:t>Challenge:</w:t>
       </w:r>
       <w:r>
-        <w:t xml:space="preserve"> HR teams lacked predictive workforce planning tools, relying on manual spreadsheets causing 30-day forecasting delays and 40% inaccuracy in attrition prediction.</w:t>
+        <w:t xml:space="preserve"> Financial advisors spent 15+ hours weekly manually categorizing and filing 100K+ monthly documents, causing client service delays and reducing revenue capacity 20%.</w:t>
       </w:r>
     </w:p>
     <w:p>
@@ -1952,6 +2731,9 @@
         <w:t>Actions &amp; Results:</w:t>
       </w:r>
       <w:r>
+        <w:rPr>
+          <w:b/>
+        </w:rPr>
         <w:t xml:space="preserve"> </w:t>
       </w:r>
     </w:p>
@@ -1960,37 +2742,56 @@
         <w:pStyle w:val="BodyText"/>
         <w:numPr>
           <w:ilvl w:val="0"/>
-          <w:numId w:val="17"/>
-        </w:numPr>
-      </w:pPr>
-      <w:r>
-        <w:rPr>
-          <w:b/>
-          <w:bCs/>
-        </w:rPr>
-        <w:t>Improved attrition prediction 250%</w:t>
-      </w:r>
-      <w:r>
-        <w:t xml:space="preserve"> - Built ML-powered analytics platform increasing accuracy from 40% to 85%, enabling proactive retention strategies that reduced turnover 15% </w:t>
-      </w:r>
-    </w:p>
-    <w:p>
-      <w:pPr>
-        <w:pStyle w:val="BodyText"/>
-        <w:numPr>
-          <w:ilvl w:val="0"/>
-          <w:numId w:val="17"/>
-        </w:numPr>
-      </w:pPr>
-      <w:r>
-        <w:rPr>
-          <w:b/>
-          <w:bCs/>
-        </w:rPr>
-        <w:t>Reduced forecasting time 95%</w:t>
-      </w:r>
-      <w:r>
-        <w:t xml:space="preserve"> - Architected automated data pipelines with AWS Glue and Redshift, decreasing workforce planning cycle from 30 days to 1.5 days </w:t>
+          <w:numId w:val="18"/>
+        </w:numPr>
+      </w:pPr>
+      <w:r>
+        <w:rPr>
+          <w:b/>
+          <w:bCs/>
+        </w:rPr>
+        <w:t>Increased client retention 25%</w:t>
+      </w:r>
+      <w:r>
+        <w:t xml:space="preserve"> - Built ML-powered document management system freeing 60 hours/month per advisor for client engagement, directly improving satisfaction and reducing churn </w:t>
+      </w:r>
+    </w:p>
+    <w:p>
+      <w:pPr>
+        <w:pStyle w:val="BodyText"/>
+        <w:numPr>
+          <w:ilvl w:val="0"/>
+          <w:numId w:val="18"/>
+        </w:numPr>
+      </w:pPr>
+      <w:r>
+        <w:rPr>
+          <w:b/>
+          <w:bCs/>
+        </w:rPr>
+        <w:t>Achieved 94% classification accuracy</w:t>
+      </w:r>
+      <w:r>
+        <w:t xml:space="preserve"> - Developed AWS SageMaker ML models automatically categorizing financial documents, reducing manual review from 100% to 6% </w:t>
+      </w:r>
+    </w:p>
+    <w:p>
+      <w:pPr>
+        <w:pStyle w:val="BodyText"/>
+        <w:numPr>
+          <w:ilvl w:val="0"/>
+          <w:numId w:val="18"/>
+        </w:numPr>
+      </w:pPr>
+      <w:r>
+        <w:rPr>
+          <w:b/>
+          <w:bCs/>
+        </w:rPr>
+        <w:t>Eliminated 12 hours/week of manual work</w:t>
+      </w:r>
+      <w:r>
+        <w:t xml:space="preserve"> - Created intelligent Outlook plugin with one-click document processing, saving advisors 600+ hours annually </w:t>
       </w:r>
       <w:r>
         <w:t>–</w:t>
@@ -2004,132 +2805,44 @@
         <w:pStyle w:val="BodyText"/>
         <w:numPr>
           <w:ilvl w:val="0"/>
-          <w:numId w:val="17"/>
-        </w:numPr>
-      </w:pPr>
-      <w:r>
-        <w:rPr>
-          <w:b/>
-          <w:bCs/>
-        </w:rPr>
-        <w:t>Integrated 3 major HR systems</w:t>
-      </w:r>
-      <w:r>
-        <w:t xml:space="preserve"> - Implemented AppFlow connectors for Workday, ADP, and BambooHR, automating data sync and eliminating 20 hours/week of manual entry </w:t>
-      </w:r>
-    </w:p>
-    <w:p>
-      <w:pPr>
-        <w:pStyle w:val="BodyText"/>
-        <w:numPr>
-          <w:ilvl w:val="0"/>
-          <w:numId w:val="17"/>
-        </w:numPr>
-      </w:pPr>
-      <w:r>
-        <w:rPr>
-          <w:b/>
-          <w:bCs/>
-        </w:rPr>
-        <w:t>Achieved production-grade quality</w:t>
-      </w:r>
-      <w:r>
-        <w:t xml:space="preserve"> - Developed comprehensive testing framework with 90% code coverage, reducing production incidents 80% post-launch </w:t>
-      </w:r>
-    </w:p>
-    <w:p>
-      <w:pPr>
-        <w:pStyle w:val="BodyText"/>
-        <w:numPr>
-          <w:ilvl w:val="0"/>
-          <w:numId w:val="17"/>
-        </w:numPr>
-      </w:pPr>
-      <w:r>
-        <w:rPr>
-          <w:b/>
-          <w:bCs/>
-        </w:rPr>
-        <w:t>Enabled real-time insights</w:t>
-      </w:r>
-      <w:r>
-        <w:t xml:space="preserve"> - Created interactive React dashboards visualizing predictive models, headcount trends, and cost forecasts used by 200+ HR professionals </w:t>
-      </w:r>
-    </w:p>
-    <w:p>
-      <w:pPr>
-        <w:pStyle w:val="BodyText"/>
-        <w:numPr>
-          <w:ilvl w:val="0"/>
-          <w:numId w:val="17"/>
-        </w:numPr>
-      </w:pPr>
-      <w:r>
-        <w:rPr>
-          <w:b/>
-          <w:bCs/>
-        </w:rPr>
-        <w:t>Deployed scalable infrastructure</w:t>
-      </w:r>
-      <w:r>
-        <w:t xml:space="preserve"> - Designed AWS CDK IaC deploying serverless architecture that auto-scaled to 10K concurrent users </w:t>
-      </w:r>
-    </w:p>
-    <w:p>
-      <w:pPr>
-        <w:pStyle w:val="BodyText"/>
-        <w:numPr>
-          <w:ilvl w:val="0"/>
-          <w:numId w:val="17"/>
-        </w:numPr>
-      </w:pPr>
-      <w:r>
-        <w:rPr>
-          <w:b/>
-          <w:bCs/>
-        </w:rPr>
-        <w:t>Implemented infrastructure automation</w:t>
-      </w:r>
-      <w:r>
-        <w:t xml:space="preserve"> - Built Terraform modules for data pipeline infrastructure (Glue, Redshift, S3, IAM) with environment-specific variable files </w:t>
-      </w:r>
-    </w:p>
-    <w:p>
-      <w:pPr>
-        <w:pStyle w:val="BodyText"/>
-        <w:numPr>
-          <w:ilvl w:val="0"/>
-          <w:numId w:val="17"/>
-        </w:numPr>
-      </w:pPr>
-      <w:r>
-        <w:rPr>
-          <w:b/>
-          <w:bCs/>
-        </w:rPr>
-        <w:t>Automated deployment workflows</w:t>
-      </w:r>
-      <w:r>
-        <w:t xml:space="preserve"> - Created AWS CodePipeline CI/CD with CodeBuild for testing, CDK synth/deploy, and automated rollback on CloudWatch alarm triggers </w:t>
-      </w:r>
-    </w:p>
-    <w:p>
-      <w:pPr>
-        <w:pStyle w:val="BodyText"/>
-        <w:numPr>
-          <w:ilvl w:val="0"/>
-          <w:numId w:val="17"/>
-        </w:numPr>
-      </w:pPr>
-      <w:r>
-        <w:rPr>
-          <w:b/>
-          <w:bCs/>
+          <w:numId w:val="18"/>
+        </w:numPr>
+      </w:pPr>
+      <w:r>
+        <w:rPr>
+          <w:b/>
+          <w:bCs/>
+        </w:rPr>
+        <w:t>Empowered 500+ franchisees</w:t>
+      </w:r>
+      <w:r>
+        <w:t xml:space="preserve"> - Built ReactJS portfolio management platform providing real-time analytics and document access, improving decision-making speed 40% </w:t>
+      </w:r>
+    </w:p>
+    <w:p>
+      <w:pPr>
+        <w:pStyle w:val="BodyText"/>
+        <w:numPr>
+          <w:ilvl w:val="0"/>
+          <w:numId w:val="18"/>
+        </w:numPr>
+        <w:spacing w:after="80"/>
+      </w:pPr>
+      <w:r>
+        <w:rPr>
+          <w:b/>
+          <w:bCs/>
+          <w:color w:val="555555"/>
+          <w:sz w:val="18"/>
         </w:rPr>
         <w:t>Tech Stack:</w:t>
       </w:r>
       <w:r>
-        <w:t xml:space="preserve"> React, TypeScript, Python, AWS CDK, Terraform, CodePipeline, Lambda, Redshift, Glue, AppFlow, SageMaker, CloudWatch</w:t>
+        <w:rPr>
+          <w:color w:val="555555"/>
+          <w:sz w:val="18"/>
+        </w:rPr>
+        <w:t xml:space="preserve"> ReactJS, Python, AWS SageMaker, Textract, Lambda, S3, .NET (Outlook VSTO), PostgreSQL</w:t>
       </w:r>
     </w:p>
     <w:p>
@@ -2147,7 +2860,7 @@
           <w:sz w:val="28"/>
           <w:szCs w:val="28"/>
         </w:rPr>
-        <w:t>BetaCom (2020-2021)</w:t>
+        <w:t>Evident.io (2016-2018)</w:t>
       </w:r>
     </w:p>
     <w:p>
@@ -2160,8 +2873,21 @@
           <w:bCs/>
           <w:i/>
           <w:iCs/>
-        </w:rPr>
-        <w:t>Lead Full-Stack Engineer</w:t>
+          <w:color w:val="2C5F8A"/>
+        </w:rPr>
+        <w:t>Senior Software Engineer</w:t>
+      </w:r>
+    </w:p>
+    <w:p>
+      <w:pPr>
+        <w:pStyle w:val="BodyText"/>
+      </w:pPr>
+      <w:r>
+        <w:rPr>
+          <w:b/>
+          <w:bCs/>
+        </w:rPr>
+        <w:t>Company Exit: $300 Million acquisition by Palo Alto Networks</w:t>
       </w:r>
     </w:p>
     <w:p>
@@ -2176,7 +2902,7 @@
         <w:t>Challenge:</w:t>
       </w:r>
       <w:r>
-        <w:t xml:space="preserve"> 5G network operations team lacked real-time visibility into network performance, experiencing 5-10 minute delays in incident detection leading to $500K+ in SLA penalties.</w:t>
+        <w:t xml:space="preserve"> Cloud security platform needed to scale from 100K to 1M+ daily security events while maintaining sub-minute detection times and reducing escalating AWS costs.</w:t>
       </w:r>
     </w:p>
     <w:p>
@@ -2191,6 +2917,9 @@
         <w:t>Actions &amp; Results:</w:t>
       </w:r>
       <w:r>
+        <w:rPr>
+          <w:b/>
+        </w:rPr>
         <w:t xml:space="preserve"> </w:t>
       </w:r>
     </w:p>
@@ -2199,721 +2928,169 @@
         <w:pStyle w:val="BodyText"/>
         <w:numPr>
           <w:ilvl w:val="0"/>
-          <w:numId w:val="21"/>
-        </w:numPr>
-      </w:pPr>
-      <w:r>
-        <w:rPr>
-          <w:b/>
-          <w:bCs/>
-        </w:rPr>
-        <w:t>Reduced incident detection time 95%</w:t>
-      </w:r>
-      <w:r>
-        <w:t xml:space="preserve">: </w:t>
-      </w:r>
-      <w:r>
-        <w:t xml:space="preserve">Built real-time monitoring dashboard with sub-second WebSocket updates, decreasing alert latency from 8 minutes to 20 seconds and reducing SLA penalties 75% </w:t>
-      </w:r>
-    </w:p>
-    <w:p>
-      <w:pPr>
-        <w:pStyle w:val="BodyText"/>
-        <w:numPr>
-          <w:ilvl w:val="0"/>
-          <w:numId w:val="21"/>
-        </w:numPr>
-      </w:pPr>
-      <w:r>
-        <w:rPr>
-          <w:b/>
-          <w:bCs/>
-        </w:rPr>
-        <w:t>Scaled to 50M+ daily events</w:t>
-      </w:r>
-      <w:r>
-        <w:t xml:space="preserve">: </w:t>
-      </w:r>
-      <w:r>
-        <w:t xml:space="preserve"> Architected Kafka streaming platform with Python FastAPI async backend processing high-volume network telemetry with 99.95% delivery guarantee </w:t>
-      </w:r>
-    </w:p>
-    <w:p>
-      <w:pPr>
-        <w:pStyle w:val="BodyText"/>
-        <w:numPr>
-          <w:ilvl w:val="0"/>
-          <w:numId w:val="21"/>
-        </w:numPr>
-      </w:pPr>
-      <w:r>
-        <w:rPr>
-          <w:b/>
-          <w:bCs/>
-        </w:rPr>
-        <w:t>Improved network visibility 10x</w:t>
-      </w:r>
-      <w:r>
-        <w:t xml:space="preserve">: </w:t>
-      </w:r>
-      <w:r>
-        <w:t xml:space="preserve">Created interactive React dashboards with live charts, heat maps, and performance metrics used by 50+ network engineers for rapid troubleshooting </w:t>
-      </w:r>
-    </w:p>
-    <w:p>
-      <w:pPr>
-        <w:pStyle w:val="BodyText"/>
-        <w:numPr>
-          <w:ilvl w:val="0"/>
-          <w:numId w:val="21"/>
-        </w:numPr>
-      </w:pPr>
-      <w:r>
-        <w:rPr>
-          <w:b/>
-          <w:bCs/>
-        </w:rPr>
-        <w:t>Optimized query performance 80%</w:t>
-      </w:r>
-      <w:r>
-        <w:t xml:space="preserve">: </w:t>
-      </w:r>
-      <w:r>
-        <w:t xml:space="preserve">Designed PostgreSQL time-series schema with partitioning and indexing, reducing dashboard load times from 15s to 3s  </w:t>
-      </w:r>
-    </w:p>
-    <w:p>
-      <w:pPr>
-        <w:pStyle w:val="BodyText"/>
-        <w:numPr>
-          <w:ilvl w:val="0"/>
-          <w:numId w:val="21"/>
-        </w:numPr>
-      </w:pPr>
-      <w:r>
-        <w:rPr>
-          <w:b/>
-          <w:bCs/>
-        </w:rPr>
-        <w:t>Enabled predictive maintenance</w:t>
-      </w:r>
-      <w:r>
-        <w:t>:</w:t>
-      </w:r>
-      <w:r>
-        <w:t xml:space="preserve"> Implemented Redis caching and anomaly detection algorithms identifying issues 30 minutes before customer impact </w:t>
-      </w:r>
-    </w:p>
-    <w:p>
-      <w:pPr>
-        <w:pStyle w:val="BodyText"/>
-        <w:numPr>
-          <w:ilvl w:val="0"/>
-          <w:numId w:val="21"/>
-        </w:numPr>
-      </w:pPr>
-      <w:r>
-        <w:rPr>
-          <w:b/>
-          <w:bCs/>
+          <w:numId w:val="19"/>
+        </w:numPr>
+      </w:pPr>
+      <w:r>
+        <w:rPr>
+          <w:b/>
+          <w:bCs/>
+        </w:rPr>
+        <w:t>Contributed to $300M acquisition</w:t>
+      </w:r>
+      <w:r>
+        <w:t xml:space="preserve"> - Core engineer delivering critical features that positioned company for successful Palo Alto Networks acquisition </w:t>
+      </w:r>
+    </w:p>
+    <w:p>
+      <w:pPr>
+        <w:pStyle w:val="BodyText"/>
+        <w:numPr>
+          <w:ilvl w:val="0"/>
+          <w:numId w:val="19"/>
+        </w:numPr>
+      </w:pPr>
+      <w:r>
+        <w:rPr>
+          <w:b/>
+          <w:bCs/>
+        </w:rPr>
+        <w:t>Reduced AWS costs $70K annually</w:t>
+      </w:r>
+      <w:r>
+        <w:t xml:space="preserve"> - Optimized cloud infrastructure through right-sizing, reserved instances, and architectural improvements, decreasing monthly spend 35% </w:t>
+      </w:r>
+    </w:p>
+    <w:p>
+      <w:pPr>
+        <w:pStyle w:val="BodyText"/>
+        <w:numPr>
+          <w:ilvl w:val="0"/>
+          <w:numId w:val="19"/>
+        </w:numPr>
+      </w:pPr>
+      <w:r>
+        <w:rPr>
+          <w:b/>
+          <w:bCs/>
+        </w:rPr>
+        <w:t>Awarded “Bug Fix of the Year 2017”</w:t>
+      </w:r>
+      <w:r>
+        <w:t xml:space="preserve"> - Resolved critical performance bottleneck that improved detection speed 5x and prevented customer-facing incidents </w:t>
+      </w:r>
+      <w:r>
+        <w:t>–</w:t>
+      </w:r>
+      <w:r>
+        <w:t xml:space="preserve"> </w:t>
+      </w:r>
+    </w:p>
+    <w:p>
+      <w:pPr>
+        <w:pStyle w:val="BodyText"/>
+        <w:numPr>
+          <w:ilvl w:val="0"/>
+          <w:numId w:val="19"/>
+        </w:numPr>
+      </w:pPr>
+      <w:r>
+        <w:rPr>
+          <w:b/>
+          <w:bCs/>
+        </w:rPr>
+        <w:t>Scaled to 1M+ events/day</w:t>
+      </w:r>
+      <w:r>
+        <w:t xml:space="preserve"> - Engineered cloud-native microservices architecture processing security events with 99.9% detection accuracy and &lt;30s latency </w:t>
+      </w:r>
+      <w:r>
+        <w:t>–</w:t>
+      </w:r>
+      <w:r>
+        <w:t xml:space="preserve"> </w:t>
+      </w:r>
+    </w:p>
+    <w:p>
+      <w:pPr>
+        <w:pStyle w:val="BodyText"/>
+        <w:numPr>
+          <w:ilvl w:val="0"/>
+          <w:numId w:val="19"/>
+        </w:numPr>
+      </w:pPr>
+      <w:r>
+        <w:rPr>
+          <w:b/>
+          <w:bCs/>
+        </w:rPr>
+        <w:t>Improved system reliability 40%</w:t>
+      </w:r>
+      <w:r>
+        <w:t xml:space="preserve"> - Implemented comprehensive monitoring, alerting, and automated remediation reducing critical incidents from 10/month to 6/month </w:t>
+      </w:r>
+    </w:p>
+    <w:p>
+      <w:pPr>
+        <w:pStyle w:val="BodyText"/>
+        <w:numPr>
+          <w:ilvl w:val="0"/>
+          <w:numId w:val="19"/>
+        </w:numPr>
+      </w:pPr>
+      <w:r>
+        <w:rPr>
+          <w:b/>
+          <w:bCs/>
+        </w:rPr>
+        <w:t>Pioneered infrastructure as code</w:t>
+      </w:r>
+      <w:r>
+        <w:t xml:space="preserve"> - Developed Terraform modules for AWS security scanning infrastructure (Lambda, SQS, SNS, CloudWatch) enabling repeatable multi-tenant deployments </w:t>
+      </w:r>
+    </w:p>
+    <w:p>
+      <w:pPr>
+        <w:pStyle w:val="BodyText"/>
+        <w:numPr>
+          <w:ilvl w:val="0"/>
+          <w:numId w:val="19"/>
+        </w:numPr>
+      </w:pPr>
+      <w:r>
+        <w:rPr>
+          <w:b/>
+          <w:bCs/>
+        </w:rPr>
+        <w:t>Established CI/CD best practices</w:t>
+      </w:r>
+      <w:r>
+        <w:t xml:space="preserve"> - Built CircleCI pipelines with automated RSpec testing, Docker image builds, and zero-downtime ECS deployments </w:t>
+      </w:r>
+    </w:p>
+    <w:p>
+      <w:pPr>
+        <w:pStyle w:val="BodyText"/>
+        <w:numPr>
+          <w:ilvl w:val="0"/>
+          <w:numId w:val="19"/>
+        </w:numPr>
+        <w:spacing w:after="80"/>
+      </w:pPr>
+      <w:r>
+        <w:rPr>
+          <w:b/>
+          <w:bCs/>
+          <w:color w:val="555555"/>
+          <w:sz w:val="18"/>
         </w:rPr>
         <w:t>Tech Stack:</w:t>
       </w:r>
       <w:r>
-        <w:t xml:space="preserve"> React, Python, </w:t>
-      </w:r>
-      <w:proofErr w:type="spellStart"/>
-      <w:r>
-        <w:t>FastAPI</w:t>
-      </w:r>
-      <w:proofErr w:type="spellEnd"/>
-      <w:r>
-        <w:t xml:space="preserve"> (async), Apache Kafka, PostgreSQL (TimescaleDB), Redis, WebSockets, D3.js</w:t>
-      </w:r>
-    </w:p>
-    <w:p>
-      <w:pPr>
-        <w:pStyle w:val="BodyText"/>
-        <w:rPr>
-          <w:sz w:val="28"/>
-          <w:szCs w:val="28"/>
-        </w:rPr>
-      </w:pPr>
-      <w:r>
-        <w:rPr>
-          <w:b/>
-          <w:bCs/>
-          <w:sz w:val="28"/>
-          <w:szCs w:val="28"/>
-        </w:rPr>
-        <w:t>Fidelity Labs (2020-2023)</w:t>
-      </w:r>
-    </w:p>
-    <w:p>
-      <w:pPr>
-        <w:pStyle w:val="BodyText"/>
-      </w:pPr>
-      <w:r>
-        <w:rPr>
-          <w:b/>
-          <w:bCs/>
-          <w:i/>
-          <w:iCs/>
-        </w:rPr>
-        <w:t>Senior Software Engineer</w:t>
-      </w:r>
-    </w:p>
-    <w:p>
-      <w:pPr>
-        <w:pStyle w:val="BodyText"/>
-      </w:pPr>
-      <w:r>
-        <w:rPr>
-          <w:b/>
-          <w:bCs/>
-        </w:rPr>
-        <w:t>Challenge:</w:t>
-      </w:r>
-      <w:r>
-        <w:t xml:space="preserve"> Financial services firm needed SOC2-compliant RegTech platform to process millions of regulatory transactions while maintaining 99.99% uptime and sub-second response times.</w:t>
-      </w:r>
-    </w:p>
-    <w:p>
-      <w:pPr>
-        <w:pStyle w:val="BodyText"/>
-      </w:pPr>
-      <w:r>
-        <w:rPr>
-          <w:b/>
-          <w:bCs/>
-        </w:rPr>
-        <w:t>Actions &amp; Results:</w:t>
-      </w:r>
-      <w:r>
-        <w:t xml:space="preserve"> </w:t>
-      </w:r>
-    </w:p>
-    <w:p>
-      <w:pPr>
-        <w:pStyle w:val="BodyText"/>
-        <w:numPr>
-          <w:ilvl w:val="0"/>
-          <w:numId w:val="23"/>
-        </w:numPr>
-      </w:pPr>
-      <w:r>
-        <w:rPr>
-          <w:b/>
-          <w:bCs/>
-        </w:rPr>
-        <w:t>Achieved 99.995% uptime</w:t>
-      </w:r>
-      <w:r>
-        <w:t xml:space="preserve"> - Architected multi-cloud infrastructure (AWS/GCP) with auto-failover and disaster recovery, exceeding 99.99% SLA and maintaining zero critical incidents </w:t>
-      </w:r>
-    </w:p>
-    <w:p>
-      <w:pPr>
-        <w:pStyle w:val="BodyText"/>
-        <w:numPr>
-          <w:ilvl w:val="0"/>
-          <w:numId w:val="23"/>
-        </w:numPr>
-      </w:pPr>
-      <w:r>
-        <w:rPr>
-          <w:b/>
-          <w:bCs/>
-        </w:rPr>
-        <w:t>Improved compliance accuracy 45%</w:t>
-      </w:r>
-      <w:r>
-        <w:rPr>
-          <w:b/>
-          <w:bCs/>
-        </w:rPr>
-        <w:t xml:space="preserve"> </w:t>
-      </w:r>
-      <w:r>
-        <w:t>-</w:t>
-      </w:r>
-      <w:r>
-        <w:t xml:space="preserve"> Implemented BERT-based NLP models for regulatory document classification, reducing false positives from 30% to 15% - </w:t>
-      </w:r>
-    </w:p>
-    <w:p>
-      <w:pPr>
-        <w:pStyle w:val="BodyText"/>
-        <w:numPr>
-          <w:ilvl w:val="0"/>
-          <w:numId w:val="23"/>
-        </w:numPr>
-      </w:pPr>
-      <w:r>
-        <w:rPr>
-          <w:b/>
-          <w:bCs/>
-        </w:rPr>
-        <w:t>Scaled to 10K+ requests/second</w:t>
-      </w:r>
-      <w:r>
-        <w:t xml:space="preserve"> - Built high-performance Java Spring microservices with ReactJS frontend handling peak transaction volumes during regulatory reporting periods </w:t>
-      </w:r>
-    </w:p>
-    <w:p>
-      <w:pPr>
-        <w:pStyle w:val="BodyText"/>
-        <w:numPr>
-          <w:ilvl w:val="0"/>
-          <w:numId w:val="23"/>
-        </w:numPr>
-      </w:pPr>
-      <w:r>
-        <w:rPr>
-          <w:b/>
-          <w:bCs/>
-        </w:rPr>
-        <w:t>Accelerated platform development</w:t>
-      </w:r>
-      <w:r>
-        <w:t xml:space="preserve"> - Key contributor to saifr.ai platform launch, delivering core features on schedule in agile 2-week sprints </w:t>
-      </w:r>
-    </w:p>
-    <w:p>
-      <w:pPr>
-        <w:pStyle w:val="BodyText"/>
-        <w:numPr>
-          <w:ilvl w:val="0"/>
-          <w:numId w:val="23"/>
-        </w:numPr>
-      </w:pPr>
-      <w:r>
-        <w:rPr>
-          <w:b/>
-          <w:bCs/>
-        </w:rPr>
-        <w:t>Tech Stack:</w:t>
-      </w:r>
-      <w:r>
-        <w:t xml:space="preserve"> ReactJS, Java Spring Boot, Python, BERT/Transformers, AWS, GCP, Kafka, PostgreSQL, Redis</w:t>
-      </w:r>
-    </w:p>
-    <w:p>
-      <w:pPr>
-        <w:pStyle w:val="BodyText"/>
-        <w:rPr>
-          <w:sz w:val="28"/>
-          <w:szCs w:val="28"/>
-        </w:rPr>
-      </w:pPr>
-      <w:r>
-        <w:rPr>
-          <w:b/>
-          <w:bCs/>
-          <w:sz w:val="28"/>
-          <w:szCs w:val="28"/>
-        </w:rPr>
-        <w:t>Regis Corporation (2018-2022)</w:t>
-      </w:r>
-    </w:p>
-    <w:p>
-      <w:pPr>
-        <w:pStyle w:val="BodyText"/>
-      </w:pPr>
-      <w:r>
-        <w:rPr>
-          <w:b/>
-          <w:bCs/>
-          <w:i/>
-          <w:iCs/>
-        </w:rPr>
-        <w:t>Senior Full-Stack</w:t>
-      </w:r>
-      <w:r>
-        <w:rPr>
-          <w:b/>
-          <w:bCs/>
-          <w:i/>
-          <w:iCs/>
-        </w:rPr>
-        <w:t>/DevOps</w:t>
-      </w:r>
-      <w:r>
-        <w:rPr>
-          <w:b/>
-          <w:bCs/>
-          <w:i/>
-          <w:iCs/>
-        </w:rPr>
-        <w:t xml:space="preserve"> Developer</w:t>
-      </w:r>
-    </w:p>
-    <w:p>
-      <w:pPr>
-        <w:pStyle w:val="BodyText"/>
-      </w:pPr>
-      <w:r>
-        <w:rPr>
-          <w:b/>
-          <w:bCs/>
-        </w:rPr>
-        <w:t>Challenge:</w:t>
-      </w:r>
-      <w:r>
-        <w:t xml:space="preserve"> Financial advisors spent 15+ hours weekly manually categorizing and filing 100K+ monthly documents, causing client service delays and reducing revenue capacity 20%.</w:t>
-      </w:r>
-    </w:p>
-    <w:p>
-      <w:pPr>
-        <w:pStyle w:val="BodyText"/>
-      </w:pPr>
-      <w:r>
-        <w:rPr>
-          <w:b/>
-          <w:bCs/>
-        </w:rPr>
-        <w:t>Actions &amp; Results:</w:t>
-      </w:r>
-      <w:r>
-        <w:t xml:space="preserve"> </w:t>
-      </w:r>
-    </w:p>
-    <w:p>
-      <w:pPr>
-        <w:pStyle w:val="BodyText"/>
-        <w:numPr>
-          <w:ilvl w:val="0"/>
-          <w:numId w:val="18"/>
-        </w:numPr>
-      </w:pPr>
-      <w:r>
-        <w:rPr>
-          <w:b/>
-          <w:bCs/>
-        </w:rPr>
-        <w:t>Increased client retention 25%</w:t>
-      </w:r>
-      <w:r>
-        <w:t xml:space="preserve"> - Built ML-powered document management system freeing 60 hours/month per advisor for client engagement, directly improving satisfaction and reducing churn </w:t>
-      </w:r>
-    </w:p>
-    <w:p>
-      <w:pPr>
-        <w:pStyle w:val="BodyText"/>
-        <w:numPr>
-          <w:ilvl w:val="0"/>
-          <w:numId w:val="18"/>
-        </w:numPr>
-      </w:pPr>
-      <w:r>
-        <w:rPr>
-          <w:b/>
-          <w:bCs/>
-        </w:rPr>
-        <w:t>Achieved 94% classification accuracy</w:t>
-      </w:r>
-      <w:r>
-        <w:t xml:space="preserve"> - Developed AWS SageMaker ML models automatically categorizing financial documents, reducing manual review from 100% to 6% </w:t>
-      </w:r>
-    </w:p>
-    <w:p>
-      <w:pPr>
-        <w:pStyle w:val="BodyText"/>
-        <w:numPr>
-          <w:ilvl w:val="0"/>
-          <w:numId w:val="18"/>
-        </w:numPr>
-      </w:pPr>
-      <w:r>
-        <w:rPr>
-          <w:b/>
-          <w:bCs/>
-        </w:rPr>
-        <w:t>Eliminated 12 hours/week of manual work</w:t>
-      </w:r>
-      <w:r>
-        <w:t xml:space="preserve"> - Created intelligent Outlook plugin with one-click document processing, saving advisors 600+ hours annually </w:t>
-      </w:r>
-      <w:r>
-        <w:t>–</w:t>
-      </w:r>
-      <w:r>
-        <w:t xml:space="preserve"> </w:t>
-      </w:r>
-    </w:p>
-    <w:p>
-      <w:pPr>
-        <w:pStyle w:val="BodyText"/>
-        <w:numPr>
-          <w:ilvl w:val="0"/>
-          <w:numId w:val="18"/>
-        </w:numPr>
-      </w:pPr>
-      <w:r>
-        <w:rPr>
-          <w:b/>
-          <w:bCs/>
-        </w:rPr>
-        <w:t>Empowered 500+ franchisees</w:t>
-      </w:r>
-      <w:r>
-        <w:t xml:space="preserve"> - Built ReactJS portfolio management platform providing real-time analytics and document access, improving decision-making speed 40% </w:t>
-      </w:r>
-    </w:p>
-    <w:p>
-      <w:pPr>
-        <w:pStyle w:val="BodyText"/>
-        <w:numPr>
-          <w:ilvl w:val="0"/>
-          <w:numId w:val="18"/>
-        </w:numPr>
-      </w:pPr>
-      <w:r>
-        <w:rPr>
-          <w:b/>
-          <w:bCs/>
-        </w:rPr>
-        <w:t>Tech Stack:</w:t>
-      </w:r>
-      <w:r>
-        <w:t xml:space="preserve"> ReactJS, Python, AWS SageMaker, Textract, Lambda, S3, .NET (Outlook VSTO), PostgreSQL</w:t>
-      </w:r>
-    </w:p>
-    <w:p>
-      <w:pPr>
-        <w:pStyle w:val="BodyText"/>
-        <w:rPr>
-          <w:sz w:val="28"/>
-          <w:szCs w:val="28"/>
-        </w:rPr>
-      </w:pPr>
-      <w:r>
-        <w:rPr>
-          <w:b/>
-          <w:bCs/>
-          <w:sz w:val="28"/>
-          <w:szCs w:val="28"/>
-        </w:rPr>
-        <w:t>Evident.io (2016-2018)</w:t>
-      </w:r>
-    </w:p>
-    <w:p>
-      <w:pPr>
-        <w:pStyle w:val="BodyText"/>
-      </w:pPr>
-      <w:r>
-        <w:rPr>
-          <w:b/>
-          <w:bCs/>
-          <w:i/>
-          <w:iCs/>
-        </w:rPr>
-        <w:t>Senior Software Engineer</w:t>
-      </w:r>
-    </w:p>
-    <w:p>
-      <w:pPr>
-        <w:pStyle w:val="BodyText"/>
-      </w:pPr>
-      <w:r>
-        <w:rPr>
-          <w:b/>
-          <w:bCs/>
-        </w:rPr>
-        <w:t>Company Exit: $300 Million acquisition by Palo Alto Networks</w:t>
-      </w:r>
-    </w:p>
-    <w:p>
-      <w:pPr>
-        <w:pStyle w:val="BodyText"/>
-      </w:pPr>
-      <w:r>
-        <w:rPr>
-          <w:b/>
-          <w:bCs/>
-        </w:rPr>
-        <w:t>Challenge:</w:t>
-      </w:r>
-      <w:r>
-        <w:t xml:space="preserve"> Cloud security platform needed to scale from 100K to 1M+ daily security events while maintaining sub-minute detection times and reducing escalating AWS costs.</w:t>
-      </w:r>
-    </w:p>
-    <w:p>
-      <w:pPr>
-        <w:pStyle w:val="BodyText"/>
-      </w:pPr>
-      <w:r>
-        <w:rPr>
-          <w:b/>
-          <w:bCs/>
-        </w:rPr>
-        <w:t>Actions &amp; Results:</w:t>
-      </w:r>
-      <w:r>
-        <w:t xml:space="preserve"> </w:t>
-      </w:r>
-    </w:p>
-    <w:p>
-      <w:pPr>
-        <w:pStyle w:val="BodyText"/>
-        <w:numPr>
-          <w:ilvl w:val="0"/>
-          <w:numId w:val="19"/>
-        </w:numPr>
-      </w:pPr>
-      <w:r>
-        <w:rPr>
-          <w:b/>
-          <w:bCs/>
-        </w:rPr>
-        <w:t>Contributed to $300M acquisition</w:t>
-      </w:r>
-      <w:r>
-        <w:t xml:space="preserve"> - Core engineer delivering critical features that positioned company for successful Palo Alto Networks acquisition </w:t>
-      </w:r>
-    </w:p>
-    <w:p>
-      <w:pPr>
-        <w:pStyle w:val="BodyText"/>
-        <w:numPr>
-          <w:ilvl w:val="0"/>
-          <w:numId w:val="19"/>
-        </w:numPr>
-      </w:pPr>
-      <w:r>
-        <w:rPr>
-          <w:b/>
-          <w:bCs/>
-        </w:rPr>
-        <w:t>Reduced AWS costs $70K annually</w:t>
-      </w:r>
-      <w:r>
-        <w:t xml:space="preserve"> - Optimized cloud infrastructure through right-sizing, reserved instances, and architectural improvements, decreasing monthly spend 35% </w:t>
-      </w:r>
-    </w:p>
-    <w:p>
-      <w:pPr>
-        <w:pStyle w:val="BodyText"/>
-        <w:numPr>
-          <w:ilvl w:val="0"/>
-          <w:numId w:val="19"/>
-        </w:numPr>
-      </w:pPr>
-      <w:r>
-        <w:rPr>
-          <w:b/>
-          <w:bCs/>
-        </w:rPr>
-        <w:t>Awarded “Bug Fix of the Year 2017”</w:t>
-      </w:r>
-      <w:r>
-        <w:t xml:space="preserve"> - Resolved critical performance bottleneck that improved detection speed 5x and prevented customer-facing incidents </w:t>
-      </w:r>
-      <w:r>
-        <w:t>–</w:t>
-      </w:r>
-      <w:r>
-        <w:t xml:space="preserve"> </w:t>
-      </w:r>
-    </w:p>
-    <w:p>
-      <w:pPr>
-        <w:pStyle w:val="BodyText"/>
-        <w:numPr>
-          <w:ilvl w:val="0"/>
-          <w:numId w:val="19"/>
-        </w:numPr>
-      </w:pPr>
-      <w:r>
-        <w:rPr>
-          <w:b/>
-          <w:bCs/>
-        </w:rPr>
-        <w:t>Scaled to 1M+ events/day</w:t>
-      </w:r>
-      <w:r>
-        <w:t xml:space="preserve"> - Engineered cloud-native microservices architecture processing security events with 99.9% detection accuracy and &lt;30s latency </w:t>
-      </w:r>
-      <w:r>
-        <w:t>–</w:t>
-      </w:r>
-      <w:r>
-        <w:t xml:space="preserve"> </w:t>
-      </w:r>
-    </w:p>
-    <w:p>
-      <w:pPr>
-        <w:pStyle w:val="BodyText"/>
-        <w:numPr>
-          <w:ilvl w:val="0"/>
-          <w:numId w:val="19"/>
-        </w:numPr>
-      </w:pPr>
-      <w:r>
-        <w:rPr>
-          <w:b/>
-          <w:bCs/>
-        </w:rPr>
-        <w:t>Improved system reliability 40%</w:t>
-      </w:r>
-      <w:r>
-        <w:t xml:space="preserve"> - Implemented comprehensive monitoring, alerting, and automated remediation reducing critical incidents from 10/month to 6/month </w:t>
-      </w:r>
-    </w:p>
-    <w:p>
-      <w:pPr>
-        <w:pStyle w:val="BodyText"/>
-        <w:numPr>
-          <w:ilvl w:val="0"/>
-          <w:numId w:val="19"/>
-        </w:numPr>
-      </w:pPr>
-      <w:r>
-        <w:rPr>
-          <w:b/>
-          <w:bCs/>
-        </w:rPr>
-        <w:t>Pioneered infrastructure as code</w:t>
-      </w:r>
-      <w:r>
-        <w:t xml:space="preserve"> - Developed Terraform modules for AWS security scanning infrastructure (Lambda, SQS, SNS, CloudWatch) enabling repeatable multi-tenant deployments </w:t>
-      </w:r>
-    </w:p>
-    <w:p>
-      <w:pPr>
-        <w:pStyle w:val="BodyText"/>
-        <w:numPr>
-          <w:ilvl w:val="0"/>
-          <w:numId w:val="19"/>
-        </w:numPr>
-      </w:pPr>
-      <w:r>
-        <w:rPr>
-          <w:b/>
-          <w:bCs/>
-        </w:rPr>
-        <w:t>Established CI/CD best practices</w:t>
-      </w:r>
-      <w:r>
-        <w:t xml:space="preserve"> - Built CircleCI pipelines with automated RSpec testing, Docker image builds, and zero-downtime ECS deployments </w:t>
-      </w:r>
-    </w:p>
-    <w:p>
-      <w:pPr>
-        <w:pStyle w:val="BodyText"/>
-        <w:numPr>
-          <w:ilvl w:val="0"/>
-          <w:numId w:val="19"/>
-        </w:numPr>
-      </w:pPr>
-      <w:r>
-        <w:rPr>
-          <w:b/>
-          <w:bCs/>
-        </w:rPr>
-        <w:t>Tech Stack:</w:t>
-      </w:r>
-      <w:r>
+        <w:rPr>
+          <w:color w:val="555555"/>
+          <w:sz w:val="18"/>
+        </w:rPr>
         <w:t xml:space="preserve"> Ruby, Python, Terraform, CircleCI, Docker, ECS, PostgreSQL, Redis, AWS (EC2, RDS, Lambda, SQS, SNS), Elasticsearch, Kafka</w:t>
       </w:r>
     </w:p>
@@ -2921,11 +3098,11 @@
       <w:pPr>
         <w:pStyle w:val="Heading1"/>
       </w:pPr>
-      <w:bookmarkStart w:id="11" w:name="industry-impact"/>
-      <w:bookmarkEnd w:id="10"/>
-      <w:r>
-        <w:rPr>
-          <w:b/>
+      <w:bookmarkStart w:id="12" w:name="industry-impact"/>
+      <w:bookmarkEnd w:id="11"/>
+      <w:r>
+        <w:rPr>
+          <w:rFonts w:ascii="Calibri" w:hAnsi="Calibri"/>
           <w:bCs/>
         </w:rPr>
         <w:t>Industry Impact</w:t>
@@ -2935,10 +3112,9 @@
       <w:pPr>
         <w:pStyle w:val="Heading2"/>
       </w:pPr>
-      <w:bookmarkStart w:id="12" w:name="sectors-served"/>
-      <w:r>
-        <w:rPr>
-          <w:b/>
+      <w:bookmarkStart w:id="13" w:name="sectors-served"/>
+      <w:r>
+        <w:rPr>
           <w:bCs/>
         </w:rPr>
         <w:t>Sectors Served</w:t>
@@ -3028,14 +3204,116 @@
       <w:pPr>
         <w:pStyle w:val="Heading2"/>
       </w:pPr>
-      <w:bookmarkStart w:id="13" w:name="innovation-research"/>
+      <w:bookmarkStart w:id="14" w:name="innovation-research"/>
+      <w:bookmarkEnd w:id="13"/>
+      <w:r>
+        <w:rPr>
+          <w:bCs/>
+        </w:rPr>
+        <w:t>Innovation &amp; Research</w:t>
+      </w:r>
+    </w:p>
+    <w:p>
+      <w:pPr>
+        <w:pStyle w:val="Compact"/>
+        <w:numPr>
+          <w:ilvl w:val="0"/>
+          <w:numId w:val="8"/>
+        </w:numPr>
+      </w:pPr>
+      <w:r>
+        <w:rPr>
+          <w:b/>
+          <w:bCs/>
+        </w:rPr>
+        <w:t>Patents:</w:t>
+      </w:r>
+      <w:r>
+        <w:t xml:space="preserve"> Secure distributed messaging architecture</w:t>
+      </w:r>
+    </w:p>
+    <w:p>
+      <w:pPr>
+        <w:pStyle w:val="Compact"/>
+        <w:numPr>
+          <w:ilvl w:val="0"/>
+          <w:numId w:val="8"/>
+        </w:numPr>
+      </w:pPr>
+      <w:r>
+        <w:rPr>
+          <w:b/>
+          <w:bCs/>
+        </w:rPr>
+        <w:t>Open Source:</w:t>
+      </w:r>
+      <w:r>
+        <w:t xml:space="preserve"> Active contributor to multiple projects</w:t>
+      </w:r>
+    </w:p>
+    <w:p>
+      <w:pPr>
+        <w:pStyle w:val="Compact"/>
+        <w:numPr>
+          <w:ilvl w:val="0"/>
+          <w:numId w:val="8"/>
+        </w:numPr>
+      </w:pPr>
+      <w:r>
+        <w:rPr>
+          <w:b/>
+          <w:bCs/>
+        </w:rPr>
+        <w:t>R&amp;D:</w:t>
+      </w:r>
+      <w:r>
+        <w:t xml:space="preserve"> DARPA resilient cloud architectures using fault-tolerant rough-set grammars</w:t>
+      </w:r>
+    </w:p>
+    <w:p>
+      <w:pPr>
+        <w:pStyle w:val="Compact"/>
+        <w:numPr>
+          <w:ilvl w:val="0"/>
+          <w:numId w:val="8"/>
+        </w:numPr>
+      </w:pPr>
+      <w:r>
+        <w:rPr>
+          <w:b/>
+          <w:bCs/>
+        </w:rPr>
+        <w:t>Thought Leadership:</w:t>
+      </w:r>
+      <w:r>
+        <w:t xml:space="preserve"> Published research in distributed systems and quantum computing</w:t>
+      </w:r>
+    </w:p>
+    <w:p>
+      <w:pPr>
+        <w:pStyle w:val="Heading1"/>
+      </w:pPr>
+      <w:bookmarkStart w:id="15" w:name="technical-architecture-expertise"/>
       <w:bookmarkEnd w:id="12"/>
-      <w:r>
-        <w:rPr>
-          <w:b/>
-          <w:bCs/>
-        </w:rPr>
-        <w:t>Innovation &amp; Research</w:t>
+      <w:bookmarkEnd w:id="14"/>
+      <w:r>
+        <w:rPr>
+          <w:rFonts w:ascii="Calibri" w:hAnsi="Calibri"/>
+          <w:bCs/>
+        </w:rPr>
+        <w:t>Technical Architecture Expertise</w:t>
+      </w:r>
+    </w:p>
+    <w:p>
+      <w:pPr>
+        <w:pStyle w:val="Heading2"/>
+      </w:pPr>
+      <w:bookmarkStart w:id="16" w:name="enterprise-solutions"/>
+      <w:r>
+        <w:rPr>
+          <w:bCs/>
+        </w:rPr>
+        <w:t>Enterprise Solutions</w:t>
       </w:r>
     </w:p>
     <w:p>
@@ -3043,18 +3321,11 @@
         <w:pStyle w:val="Compact"/>
         <w:numPr>
           <w:ilvl w:val="0"/>
-          <w:numId w:val="8"/>
-        </w:numPr>
-      </w:pPr>
-      <w:r>
-        <w:rPr>
-          <w:b/>
-          <w:bCs/>
-        </w:rPr>
-        <w:t>Patents:</w:t>
-      </w:r>
-      <w:r>
-        <w:t xml:space="preserve"> Secure distributed messaging architecture</w:t>
+          <w:numId w:val="9"/>
+        </w:numPr>
+      </w:pPr>
+      <w:r>
+        <w:t>High-Performance Computing (HPC) implementations</w:t>
       </w:r>
     </w:p>
     <w:p>
@@ -3062,18 +3333,11 @@
         <w:pStyle w:val="Compact"/>
         <w:numPr>
           <w:ilvl w:val="0"/>
-          <w:numId w:val="8"/>
-        </w:numPr>
-      </w:pPr>
-      <w:r>
-        <w:rPr>
-          <w:b/>
-          <w:bCs/>
-        </w:rPr>
-        <w:t>Open Source:</w:t>
-      </w:r>
-      <w:r>
-        <w:t xml:space="preserve"> Active contributor to multiple projects</w:t>
+          <w:numId w:val="9"/>
+        </w:numPr>
+      </w:pPr>
+      <w:r>
+        <w:t>Microservices and event-driven architectures</w:t>
       </w:r>
     </w:p>
     <w:p>
@@ -3081,18 +3345,11 @@
         <w:pStyle w:val="Compact"/>
         <w:numPr>
           <w:ilvl w:val="0"/>
-          <w:numId w:val="8"/>
-        </w:numPr>
-      </w:pPr>
-      <w:r>
-        <w:rPr>
-          <w:b/>
-          <w:bCs/>
-        </w:rPr>
-        <w:t>R&amp;D:</w:t>
-      </w:r>
-      <w:r>
-        <w:t xml:space="preserve"> DARPA resilient cloud architectures using fault-tolerant rough-set grammars</w:t>
+          <w:numId w:val="9"/>
+        </w:numPr>
+      </w:pPr>
+      <w:r>
+        <w:t>Distributed Service-Oriented Architectures (DSOA)</w:t>
       </w:r>
     </w:p>
     <w:p>
@@ -3100,46 +3357,119 @@
         <w:pStyle w:val="Compact"/>
         <w:numPr>
           <w:ilvl w:val="0"/>
-          <w:numId w:val="8"/>
-        </w:numPr>
-      </w:pPr>
-      <w:r>
-        <w:rPr>
-          <w:b/>
-          <w:bCs/>
-        </w:rPr>
-        <w:t>Thought Leadership:</w:t>
-      </w:r>
-      <w:r>
-        <w:t xml:space="preserve"> Published research in distributed systems and quantum computing</w:t>
+          <w:numId w:val="9"/>
+        </w:numPr>
+      </w:pPr>
+      <w:r>
+        <w:t>Real-time data processing pipelines</w:t>
+      </w:r>
+    </w:p>
+    <w:p>
+      <w:pPr>
+        <w:pStyle w:val="Compact"/>
+        <w:numPr>
+          <w:ilvl w:val="0"/>
+          <w:numId w:val="9"/>
+        </w:numPr>
+      </w:pPr>
+      <w:r>
+        <w:t>Consensus algorithm design and implementation</w:t>
+      </w:r>
+    </w:p>
+    <w:p>
+      <w:pPr>
+        <w:pStyle w:val="Heading2"/>
+      </w:pPr>
+      <w:bookmarkStart w:id="17" w:name="operational-excellence"/>
+      <w:bookmarkEnd w:id="16"/>
+      <w:r>
+        <w:rPr>
+          <w:bCs/>
+        </w:rPr>
+        <w:t>Operational Excellence</w:t>
+      </w:r>
+    </w:p>
+    <w:p>
+      <w:pPr>
+        <w:pStyle w:val="Compact"/>
+        <w:numPr>
+          <w:ilvl w:val="0"/>
+          <w:numId w:val="10"/>
+        </w:numPr>
+      </w:pPr>
+      <w:r>
+        <w:t>Infrastructure as Code (IaC) automation</w:t>
+      </w:r>
+    </w:p>
+    <w:p>
+      <w:pPr>
+        <w:pStyle w:val="Compact"/>
+        <w:numPr>
+          <w:ilvl w:val="0"/>
+          <w:numId w:val="10"/>
+        </w:numPr>
+      </w:pPr>
+      <w:r>
+        <w:t>Container orchestration and service mesh</w:t>
+      </w:r>
+    </w:p>
+    <w:p>
+      <w:pPr>
+        <w:pStyle w:val="Compact"/>
+        <w:numPr>
+          <w:ilvl w:val="0"/>
+          <w:numId w:val="10"/>
+        </w:numPr>
+      </w:pPr>
+      <w:r>
+        <w:t>Performance optimization and capacity planning</w:t>
+      </w:r>
+    </w:p>
+    <w:p>
+      <w:pPr>
+        <w:pStyle w:val="Compact"/>
+        <w:numPr>
+          <w:ilvl w:val="0"/>
+          <w:numId w:val="10"/>
+        </w:numPr>
+      </w:pPr>
+      <w:r>
+        <w:t>Disaster recovery and business continuity</w:t>
+      </w:r>
+    </w:p>
+    <w:p>
+      <w:pPr>
+        <w:pStyle w:val="Compact"/>
+        <w:numPr>
+          <w:ilvl w:val="0"/>
+          <w:numId w:val="10"/>
+        </w:numPr>
+      </w:pPr>
+      <w:r>
+        <w:t>Security auditing and penetration testing</w:t>
       </w:r>
     </w:p>
     <w:p>
       <w:pPr>
         <w:pStyle w:val="Heading1"/>
       </w:pPr>
-      <w:bookmarkStart w:id="14" w:name="technical-architecture-expertise"/>
-      <w:bookmarkEnd w:id="11"/>
-      <w:bookmarkEnd w:id="13"/>
-      <w:r>
-        <w:rPr>
-          <w:b/>
-          <w:bCs/>
-        </w:rPr>
-        <w:t>Technical Architecture Expertise</w:t>
-      </w:r>
-    </w:p>
-    <w:p>
-      <w:pPr>
-        <w:pStyle w:val="Heading2"/>
-      </w:pPr>
-      <w:bookmarkStart w:id="15" w:name="enterprise-solutions"/>
-      <w:r>
-        <w:rPr>
-          <w:b/>
-          <w:bCs/>
-        </w:rPr>
-        <w:t>Enterprise Solutions</w:t>
+      <w:bookmarkStart w:id="18" w:name="value-proposition"/>
+      <w:bookmarkEnd w:id="15"/>
+      <w:bookmarkEnd w:id="17"/>
+      <w:r>
+        <w:rPr>
+          <w:rFonts w:ascii="Calibri" w:hAnsi="Calibri"/>
+          <w:bCs/>
+        </w:rPr>
+        <w:t>Value Proposition</w:t>
+      </w:r>
+    </w:p>
+    <w:p>
+      <w:pPr>
+        <w:pStyle w:val="FirstParagraph"/>
+      </w:pPr>
+      <w:r>
+        <w:t>I bring deep technical expertise and strong collaborative skills to build exceptional software. My approach focuses on:</w:t>
       </w:r>
     </w:p>
     <w:p>
@@ -3147,11 +3477,18 @@
         <w:pStyle w:val="Compact"/>
         <w:numPr>
           <w:ilvl w:val="0"/>
-          <w:numId w:val="9"/>
-        </w:numPr>
-      </w:pPr>
-      <w:r>
-        <w:t>High-Performance Computing (HPC) implementations</w:t>
+          <w:numId w:val="11"/>
+        </w:numPr>
+      </w:pPr>
+      <w:r>
+        <w:rPr>
+          <w:b/>
+          <w:bCs/>
+        </w:rPr>
+        <w:t>Engineering Excellence</w:t>
+      </w:r>
+      <w:r>
+        <w:t xml:space="preserve"> - Writing clean, maintainable, well-tested code</w:t>
       </w:r>
     </w:p>
     <w:p>
@@ -3159,11 +3496,18 @@
         <w:pStyle w:val="Compact"/>
         <w:numPr>
           <w:ilvl w:val="0"/>
-          <w:numId w:val="9"/>
-        </w:numPr>
-      </w:pPr>
-      <w:r>
-        <w:t>Microservices and event-driven architectures</w:t>
+          <w:numId w:val="11"/>
+        </w:numPr>
+      </w:pPr>
+      <w:r>
+        <w:rPr>
+          <w:b/>
+          <w:bCs/>
+        </w:rPr>
+        <w:t>Technical Innovation</w:t>
+      </w:r>
+      <w:r>
+        <w:t xml:space="preserve"> - Implementing cutting-edge solutions with practical applications</w:t>
       </w:r>
     </w:p>
     <w:p>
@@ -3171,11 +3515,18 @@
         <w:pStyle w:val="Compact"/>
         <w:numPr>
           <w:ilvl w:val="0"/>
-          <w:numId w:val="9"/>
-        </w:numPr>
-      </w:pPr>
-      <w:r>
-        <w:t>Distributed Service-Oriented Architectures (DSOA)</w:t>
+          <w:numId w:val="11"/>
+        </w:numPr>
+      </w:pPr>
+      <w:r>
+        <w:rPr>
+          <w:b/>
+          <w:bCs/>
+        </w:rPr>
+        <w:t>Collaborative Development</w:t>
+      </w:r>
+      <w:r>
+        <w:t xml:space="preserve"> - Working effectively in agile teams and pair programming</w:t>
       </w:r>
     </w:p>
     <w:p>
@@ -3183,11 +3534,18 @@
         <w:pStyle w:val="Compact"/>
         <w:numPr>
           <w:ilvl w:val="0"/>
-          <w:numId w:val="9"/>
-        </w:numPr>
-      </w:pPr>
-      <w:r>
-        <w:t>Real-time data processing pipelines</w:t>
+          <w:numId w:val="11"/>
+        </w:numPr>
+      </w:pPr>
+      <w:r>
+        <w:rPr>
+          <w:b/>
+          <w:bCs/>
+        </w:rPr>
+        <w:t>System Optimization</w:t>
+      </w:r>
+      <w:r>
+        <w:t xml:space="preserve"> - Building performant, scalable architectures</w:t>
       </w:r>
     </w:p>
     <w:p>
@@ -3195,100 +3553,35 @@
         <w:pStyle w:val="Compact"/>
         <w:numPr>
           <w:ilvl w:val="0"/>
-          <w:numId w:val="9"/>
-        </w:numPr>
-      </w:pPr>
-      <w:r>
-        <w:t>Consensus algorithm design and implementation</w:t>
-      </w:r>
-    </w:p>
-    <w:p>
-      <w:pPr>
-        <w:pStyle w:val="Heading2"/>
-      </w:pPr>
-      <w:bookmarkStart w:id="16" w:name="operational-excellence"/>
-      <w:bookmarkEnd w:id="15"/>
-      <w:r>
-        <w:rPr>
-          <w:b/>
-          <w:bCs/>
-        </w:rPr>
-        <w:t>Operational Excellence</w:t>
-      </w:r>
-    </w:p>
-    <w:p>
-      <w:pPr>
-        <w:pStyle w:val="Compact"/>
-        <w:numPr>
-          <w:ilvl w:val="0"/>
-          <w:numId w:val="10"/>
-        </w:numPr>
-      </w:pPr>
-      <w:r>
-        <w:t>Infrastructure as Code (IaC) automation</w:t>
-      </w:r>
-    </w:p>
-    <w:p>
-      <w:pPr>
-        <w:pStyle w:val="Compact"/>
-        <w:numPr>
-          <w:ilvl w:val="0"/>
-          <w:numId w:val="10"/>
-        </w:numPr>
-      </w:pPr>
-      <w:r>
-        <w:t>Container orchestration and service mesh</w:t>
-      </w:r>
-    </w:p>
-    <w:p>
-      <w:pPr>
-        <w:pStyle w:val="Compact"/>
-        <w:numPr>
-          <w:ilvl w:val="0"/>
-          <w:numId w:val="10"/>
-        </w:numPr>
-      </w:pPr>
-      <w:r>
-        <w:t>Performance optimization and capacity planning</w:t>
-      </w:r>
-    </w:p>
-    <w:p>
-      <w:pPr>
-        <w:pStyle w:val="Compact"/>
-        <w:numPr>
-          <w:ilvl w:val="0"/>
-          <w:numId w:val="10"/>
-        </w:numPr>
-      </w:pPr>
-      <w:r>
-        <w:t>Disaster recovery and business continuity</w:t>
-      </w:r>
-    </w:p>
-    <w:p>
-      <w:pPr>
-        <w:pStyle w:val="Compact"/>
-        <w:numPr>
-          <w:ilvl w:val="0"/>
-          <w:numId w:val="10"/>
-        </w:numPr>
-      </w:pPr>
-      <w:r>
-        <w:t>Security auditing and penetration testing</w:t>
+          <w:numId w:val="11"/>
+        </w:numPr>
+      </w:pPr>
+      <w:r>
+        <w:rPr>
+          <w:b/>
+          <w:bCs/>
+        </w:rPr>
+        <w:t>Knowledge Sharing</w:t>
+      </w:r>
+      <w:r>
+        <w:t xml:space="preserve"> - Mentoring teammates and documenting solutions</w:t>
       </w:r>
     </w:p>
     <w:p>
       <w:pPr>
         <w:pStyle w:val="Heading1"/>
-      </w:pPr>
-      <w:bookmarkStart w:id="17" w:name="value-proposition"/>
-      <w:bookmarkEnd w:id="14"/>
-      <w:bookmarkEnd w:id="16"/>
-      <w:r>
-        <w:rPr>
-          <w:b/>
-          <w:bCs/>
-        </w:rPr>
-        <w:t>Value Proposition</w:t>
+        <w:jc w:val="center"/>
+      </w:pPr>
+      <w:bookmarkStart w:id="19" w:name="X231b03262dcf2ff874d2191a94e74ff31f277f5"/>
+      <w:bookmarkEnd w:id="18"/>
+      <w:r>
+        <w:rPr>
+          <w:rFonts w:ascii="Calibri" w:hAnsi="Calibri"/>
+          <w:bCs/>
+          <w:color w:val="2C5F8A"/>
+          <w:sz w:val="20"/>
+        </w:rPr>
+        <w:t>Ready to Build Something Amazing Together?</w:t>
       </w:r>
     </w:p>
     <w:p>
@@ -3296,138 +3589,26 @@
         <w:pStyle w:val="FirstParagraph"/>
       </w:pPr>
       <w:r>
-        <w:t>I bring deep technical expertise and strong collaborative skills to build exceptional software. My approach focuses on:</w:t>
-      </w:r>
-    </w:p>
-    <w:p>
-      <w:pPr>
-        <w:pStyle w:val="Compact"/>
-        <w:numPr>
-          <w:ilvl w:val="0"/>
-          <w:numId w:val="11"/>
-        </w:numPr>
-      </w:pPr>
-      <w:r>
-        <w:rPr>
-          <w:b/>
-          <w:bCs/>
-        </w:rPr>
-        <w:t>Engineering Excellence</w:t>
-      </w:r>
-      <w:r>
-        <w:t xml:space="preserve"> - Writing clean, maintainable, well-tested code</w:t>
-      </w:r>
-    </w:p>
-    <w:p>
-      <w:pPr>
-        <w:pStyle w:val="Compact"/>
-        <w:numPr>
-          <w:ilvl w:val="0"/>
-          <w:numId w:val="11"/>
-        </w:numPr>
-      </w:pPr>
-      <w:r>
-        <w:rPr>
-          <w:b/>
-          <w:bCs/>
-        </w:rPr>
-        <w:t>Technical Innovation</w:t>
-      </w:r>
-      <w:r>
-        <w:t xml:space="preserve"> - Implementing cutting-edge solutions with practical applications</w:t>
-      </w:r>
-    </w:p>
-    <w:p>
-      <w:pPr>
-        <w:pStyle w:val="Compact"/>
-        <w:numPr>
-          <w:ilvl w:val="0"/>
-          <w:numId w:val="11"/>
-        </w:numPr>
-      </w:pPr>
-      <w:r>
-        <w:rPr>
-          <w:b/>
-          <w:bCs/>
-        </w:rPr>
-        <w:t>Collaborative Development</w:t>
-      </w:r>
-      <w:r>
-        <w:t xml:space="preserve"> - Working effectively in agile teams and pair programming</w:t>
-      </w:r>
-    </w:p>
-    <w:p>
-      <w:pPr>
-        <w:pStyle w:val="Compact"/>
-        <w:numPr>
-          <w:ilvl w:val="0"/>
-          <w:numId w:val="11"/>
-        </w:numPr>
-      </w:pPr>
-      <w:r>
-        <w:rPr>
-          <w:b/>
-          <w:bCs/>
-        </w:rPr>
-        <w:t>System Optimization</w:t>
-      </w:r>
-      <w:r>
-        <w:t xml:space="preserve"> - Building performant, scalable architectures</w:t>
-      </w:r>
-    </w:p>
-    <w:p>
-      <w:pPr>
-        <w:pStyle w:val="Compact"/>
-        <w:numPr>
-          <w:ilvl w:val="0"/>
-          <w:numId w:val="11"/>
-        </w:numPr>
-      </w:pPr>
-      <w:r>
-        <w:rPr>
-          <w:b/>
-          <w:bCs/>
-        </w:rPr>
-        <w:t>Knowledge Sharing</w:t>
-      </w:r>
-      <w:r>
-        <w:t xml:space="preserve"> - Mentoring teammates and documenting solutions</w:t>
-      </w:r>
-    </w:p>
-    <w:p>
-      <w:pPr>
-        <w:pStyle w:val="Heading1"/>
-      </w:pPr>
-      <w:bookmarkStart w:id="18" w:name="X231b03262dcf2ff874d2191a94e74ff31f277f5"/>
-      <w:bookmarkEnd w:id="17"/>
-      <w:r>
-        <w:rPr>
-          <w:b/>
-          <w:bCs/>
-        </w:rPr>
-        <w:t>Ready to Build Something Amazing Together?</w:t>
-      </w:r>
-    </w:p>
-    <w:p>
-      <w:pPr>
-        <w:pStyle w:val="FirstParagraph"/>
-      </w:pPr>
-      <w:r>
         <w:t>Let’s discuss how my engineering expertise can contribute to your team’s success and help deliver exceptional software solutions.</w:t>
       </w:r>
     </w:p>
     <w:p>
       <w:pPr>
         <w:pStyle w:val="BodyText"/>
-      </w:pPr>
-      <w:r>
-        <w:rPr>
-          <w:b/>
-          <w:bCs/>
+        <w:jc w:val="center"/>
+      </w:pPr>
+      <w:r>
+        <w:rPr>
+          <w:b/>
+          <w:bCs/>
+          <w:color w:val="2C5F8A"/>
         </w:rPr>
         <w:t>Connect:</w:t>
       </w:r>
       <w:r>
+        <w:rPr>
+          <w:color w:val="2C5F8A"/>
+        </w:rPr>
         <w:t xml:space="preserve"> </w:t>
       </w:r>
       <w:hyperlink r:id="rId8">
@@ -3439,12 +3620,22 @@
         </w:r>
       </w:hyperlink>
       <w:r>
+        <w:rPr>
+          <w:color w:val="2C5F8A"/>
+        </w:rPr>
         <w:t xml:space="preserve"> | </w:t>
       </w:r>
       <w:r>
-        <w:t>708-480-2232</w:t>
-      </w:r>
-      <w:r>
+        <w:rPr>
+          <w:color w:val="2C5F8A"/>
+          <w:sz w:val="19"/>
+        </w:rPr>
+        <w:t xml:space="preserve">312-478-9956 </w:t>
+      </w:r>
+      <w:r>
+        <w:rPr>
+          <w:color w:val="2C5F8A"/>
+        </w:rPr>
         <w:t xml:space="preserve">| </w:t>
       </w:r>
       <w:hyperlink r:id="rId9">
@@ -3459,22 +3650,24 @@
     <w:p>
       <w:pPr>
         <w:pStyle w:val="BodyText"/>
+        <w:jc w:val="center"/>
       </w:pPr>
       <w:r>
         <w:rPr>
           <w:i/>
           <w:iCs/>
+          <w:color w:val="2C5F8A"/>
         </w:rPr>
         <w:t>References and detailed project portfolios available upon request</w:t>
       </w:r>
-      <w:bookmarkEnd w:id="18"/>
+      <w:bookmarkEnd w:id="19"/>
     </w:p>
     <w:sectPr>
       <w:footnotePr>
         <w:numRestart w:val="eachSect"/>
       </w:footnotePr>
       <w:pgSz w:w="12240" w:h="15840"/>
-      <w:pgMar w:top="1440" w:right="1440" w:bottom="1440" w:left="1440" w:header="720" w:footer="720" w:gutter="0"/>
+      <w:pgMar w:top="864" w:right="1008" w:bottom="720" w:left="1008" w:header="720" w:footer="720" w:gutter="0"/>
       <w:cols w:space="720"/>
     </w:sectPr>
   </w:body>
@@ -5329,6 +5522,14 @@
   <w:style w:type="paragraph" w:default="1" w:styleId="Normal">
     <w:name w:val="Normal"/>
     <w:qFormat/>
+    <w:pPr>
+      <w:spacing w:before="20" w:after="40"/>
+    </w:pPr>
+    <w:rPr>
+      <w:rFonts w:ascii="Calibri" w:hAnsi="Calibri"/>
+      <w:color w:val="333333"/>
+      <w:sz w:val="20"/>
+    </w:rPr>
   </w:style>
   <w:style w:type="paragraph" w:styleId="Heading1">
     <w:name w:val="heading 1"/>
@@ -5341,13 +5542,17 @@
     <w:pPr>
       <w:keepNext/>
       <w:keepLines/>
-      <w:spacing w:before="360" w:after="80"/>
+      <w:pBdr>
+        <w:bottom w:val="single" w:sz="4" w:space="2" w:color="1B3A5C"/>
+      </w:pBdr>
+      <w:spacing w:before="200" w:after="80"/>
       <w:outlineLvl w:val="0"/>
     </w:pPr>
     <w:rPr>
       <w:rFonts w:asciiTheme="majorHAnsi" w:eastAsiaTheme="majorEastAsia" w:hAnsiTheme="majorHAnsi" w:cstheme="majorBidi"/>
-      <w:color w:val="0F4761" w:themeColor="accent1" w:themeShade="BF"/>
-      <w:sz w:val="40"/>
+      <w:b/>
+      <w:color w:val="1B3A5C"/>
+      <w:sz w:val="26"/>
       <w:szCs w:val="40"/>
     </w:rPr>
   </w:style>
@@ -5364,13 +5569,14 @@
     <w:pPr>
       <w:keepNext/>
       <w:keepLines/>
-      <w:spacing w:before="160" w:after="80"/>
+      <w:spacing w:before="120"/>
       <w:outlineLvl w:val="1"/>
     </w:pPr>
     <w:rPr>
       <w:rFonts w:asciiTheme="majorHAnsi" w:eastAsiaTheme="majorEastAsia" w:hAnsiTheme="majorHAnsi" w:cstheme="majorBidi"/>
-      <w:color w:val="0F4761" w:themeColor="accent1" w:themeShade="BF"/>
-      <w:sz w:val="32"/>
+      <w:b/>
+      <w:color w:val="2C5F8A"/>
+      <w:sz w:val="22"/>
       <w:szCs w:val="32"/>
     </w:rPr>
   </w:style>
@@ -5387,13 +5593,14 @@
     <w:pPr>
       <w:keepNext/>
       <w:keepLines/>
-      <w:spacing w:before="160" w:after="80"/>
+      <w:spacing w:before="80"/>
       <w:outlineLvl w:val="2"/>
     </w:pPr>
     <w:rPr>
       <w:rFonts w:eastAsiaTheme="majorEastAsia" w:cstheme="majorBidi"/>
-      <w:color w:val="0F4761" w:themeColor="accent1" w:themeShade="BF"/>
-      <w:sz w:val="28"/>
+      <w:b/>
+      <w:color w:val="2C5F8A"/>
+      <w:sz w:val="21"/>
       <w:szCs w:val="28"/>
     </w:rPr>
   </w:style>
@@ -5410,7 +5617,7 @@
     <w:pPr>
       <w:keepNext/>
       <w:keepLines/>
-      <w:spacing w:before="80" w:after="40"/>
+      <w:spacing w:before="80"/>
       <w:outlineLvl w:val="3"/>
     </w:pPr>
     <w:rPr>
@@ -5433,7 +5640,7 @@
     <w:pPr>
       <w:keepNext/>
       <w:keepLines/>
-      <w:spacing w:before="80" w:after="40"/>
+      <w:spacing w:before="80"/>
       <w:outlineLvl w:val="4"/>
     </w:pPr>
     <w:rPr>
@@ -5560,9 +5767,6 @@
     <w:name w:val="Body Text"/>
     <w:basedOn w:val="Normal"/>
     <w:qFormat/>
-    <w:pPr>
-      <w:spacing w:before="180" w:after="180"/>
-    </w:pPr>
   </w:style>
   <w:style w:type="paragraph" w:customStyle="1" w:styleId="FirstParagraph">
     <w:name w:val="First Paragraph"/>
@@ -5575,8 +5779,11 @@
     <w:basedOn w:val="BodyText"/>
     <w:qFormat/>
     <w:pPr>
-      <w:spacing w:before="36" w:after="36"/>
+      <w:spacing w:before="10" w:after="10"/>
     </w:pPr>
+    <w:rPr>
+      <w:sz w:val="19"/>
+    </w:rPr>
   </w:style>
   <w:style w:type="paragraph" w:styleId="Title">
     <w:name w:val="Title"/>
@@ -5683,7 +5890,6 @@
     </w:pPr>
     <w:rPr>
       <w:b/>
-      <w:sz w:val="20"/>
       <w:szCs w:val="20"/>
     </w:rPr>
   </w:style>
@@ -5698,7 +5904,6 @@
       <w:spacing w:before="100" w:after="300"/>
     </w:pPr>
     <w:rPr>
-      <w:sz w:val="20"/>
       <w:szCs w:val="20"/>
     </w:rPr>
   </w:style>

--- a/Matthew_L_Resume.docx
+++ b/Matthew_L_Resume.docx
@@ -60,25 +60,7 @@
             <w:color w:val="5A5A5A"/>
             <w:sz w:val="19"/>
           </w:rPr>
-          <w:t>mlong@magnet</w:t>
-        </w:r>
-        <w:r>
-          <w:rPr>
-            <w:rStyle w:val="Hyperlink"/>
-            <w:rFonts w:cs="Calibri"/>
-            <w:color w:val="5A5A5A"/>
-            <w:sz w:val="19"/>
-          </w:rPr>
-          <w:t>o</w:t>
-        </w:r>
-        <w:r>
-          <w:rPr>
-            <w:rStyle w:val="Hyperlink"/>
-            <w:rFonts w:cs="Calibri"/>
-            <w:color w:val="5A5A5A"/>
-            <w:sz w:val="19"/>
-          </w:rPr>
-          <w:t>n.io</w:t>
+          <w:t>mlong@magneton.io</w:t>
         </w:r>
       </w:hyperlink>
       <w:r>
@@ -97,25 +79,7 @@
             <w:color w:val="5A5A5A"/>
             <w:sz w:val="19"/>
           </w:rPr>
-          <w:t>Linke</w:t>
-        </w:r>
-        <w:r>
-          <w:rPr>
-            <w:rStyle w:val="Hyperlink"/>
-            <w:rFonts w:cs="Calibri"/>
-            <w:color w:val="5A5A5A"/>
-            <w:sz w:val="19"/>
-          </w:rPr>
-          <w:t>d</w:t>
-        </w:r>
-        <w:r>
-          <w:rPr>
-            <w:rStyle w:val="Hyperlink"/>
-            <w:rFonts w:cs="Calibri"/>
-            <w:color w:val="5A5A5A"/>
-            <w:sz w:val="19"/>
-          </w:rPr>
-          <w:t>In</w:t>
+          <w:t>LinkedIn</w:t>
         </w:r>
       </w:hyperlink>
       <w:r>
@@ -134,25 +98,7 @@
             <w:color w:val="5A5A5A"/>
             <w:sz w:val="19"/>
           </w:rPr>
-          <w:t>GitH</w:t>
-        </w:r>
-        <w:r>
-          <w:rPr>
-            <w:rStyle w:val="Hyperlink"/>
-            <w:rFonts w:cs="Calibri"/>
-            <w:color w:val="5A5A5A"/>
-            <w:sz w:val="19"/>
-          </w:rPr>
-          <w:t>u</w:t>
-        </w:r>
-        <w:r>
-          <w:rPr>
-            <w:rStyle w:val="Hyperlink"/>
-            <w:rFonts w:cs="Calibri"/>
-            <w:color w:val="5A5A5A"/>
-            <w:sz w:val="19"/>
-          </w:rPr>
-          <w:t>b</w:t>
+          <w:t>GitHub</w:t>
         </w:r>
       </w:hyperlink>
     </w:p>
@@ -284,7 +230,19 @@
         <w:rPr>
           <w:b/>
         </w:rPr>
-        <w:t>500+ Commits (2024</w:t>
+        <w:t>3000</w:t>
+      </w:r>
+      <w:r>
+        <w:rPr>
+          <w:b/>
+        </w:rPr>
+        <w:t>+ Commits (202</w:t>
+      </w:r>
+      <w:r>
+        <w:rPr>
+          <w:b/>
+        </w:rPr>
+        <w:t>5</w:t>
       </w:r>
       <w:r>
         <w:rPr>
@@ -297,7 +255,19 @@
         <w:rPr>
           <w:b/>
         </w:rPr>
-        <w:t>2025)</w:t>
+        <w:t>202</w:t>
+      </w:r>
+      <w:r>
+        <w:rPr>
+          <w:b/>
+        </w:rPr>
+        <w:t>6</w:t>
+      </w:r>
+      <w:r>
+        <w:rPr>
+          <w:b/>
+        </w:rPr>
+        <w:t>)</w:t>
       </w:r>
       <w:r>
         <w:t xml:space="preserve"> — Active development across 68 repositories</w:t>
@@ -764,7 +734,14 @@
         <w:pStyle w:val="ListBullet"/>
       </w:pPr>
       <w:r>
-        <w:t>M.S. &amp; B.S. Computer Science — University of Colorado</w:t>
+        <w:rPr>
+          <w:b/>
+          <w:bCs/>
+        </w:rPr>
+        <w:t xml:space="preserve">M.S. &amp; B.S. Computer Science </w:t>
+      </w:r>
+      <w:r>
+        <w:t>— University of Colorado</w:t>
       </w:r>
     </w:p>
     <w:p>
@@ -1348,7 +1325,23 @@
           <w:color w:val="2B4B7C"/>
           <w:sz w:val="22"/>
         </w:rPr>
-        <w:t>TSI • 2024 – May 2026</w:t>
+        <w:t xml:space="preserve">TSI • </w:t>
+      </w:r>
+      <w:r>
+        <w:rPr>
+          <w:rFonts w:ascii="Calibri" w:hAnsi="Calibri" w:cs="Calibri"/>
+          <w:color w:val="2B4B7C"/>
+          <w:sz w:val="22"/>
+        </w:rPr>
+        <w:t>2020</w:t>
+      </w:r>
+      <w:r>
+        <w:rPr>
+          <w:rFonts w:ascii="Calibri" w:hAnsi="Calibri" w:cs="Calibri"/>
+          <w:color w:val="2B4B7C"/>
+          <w:sz w:val="22"/>
+        </w:rPr>
+        <w:t xml:space="preserve"> – May 2026</w:t>
       </w:r>
     </w:p>
     <w:p>
@@ -4287,6 +4280,7 @@
   <w:style w:type="character" w:default="1" w:styleId="DefaultParagraphFont">
     <w:name w:val="Default Paragraph Font"/>
     <w:uiPriority w:val="1"/>
+    <w:semiHidden/>
     <w:unhideWhenUsed/>
   </w:style>
   <w:style w:type="table" w:default="1" w:styleId="TableNormal">
